--- a/Interview/Text file/MysqlAnswers.docx
+++ b/Interview/Text file/MysqlAnswers.docx
@@ -130,15 +130,7 @@
     </w:p>
     <w:p>
       <w:r>
-        <w:t xml:space="preserve">SELECT </w:t>
-      </w:r>
-      <w:proofErr w:type="gramStart"/>
-      <w:r>
-        <w:t>IFNULL(</w:t>
-      </w:r>
-      <w:proofErr w:type="gramEnd"/>
-      <w:r>
-        <w:t>salary,0)</w:t>
+        <w:t>SELECT IFNULL(salary,0)</w:t>
       </w:r>
     </w:p>
     <w:p>
@@ -153,15 +145,7 @@
     </w:p>
     <w:p>
       <w:r>
-        <w:t xml:space="preserve">SELECT </w:t>
-      </w:r>
-      <w:proofErr w:type="gramStart"/>
-      <w:r>
-        <w:t>COALESCE(</w:t>
-      </w:r>
-      <w:proofErr w:type="gramEnd"/>
-      <w:r>
-        <w:t>salary,0)</w:t>
+        <w:t>SELECT COALESCE(salary,0)</w:t>
       </w:r>
     </w:p>
     <w:p>
@@ -180,15 +164,7 @@
     </w:p>
     <w:p>
       <w:r>
-        <w:t xml:space="preserve">SELECT </w:t>
-      </w:r>
-      <w:proofErr w:type="gramStart"/>
-      <w:r>
-        <w:t>ISNULL(</w:t>
-      </w:r>
-      <w:proofErr w:type="gramEnd"/>
-      <w:r>
-        <w:t>salary,0)</w:t>
+        <w:t>SELECT ISNULL(salary,0)</w:t>
       </w:r>
     </w:p>
     <w:p>
@@ -199,7 +175,7 @@
     <w:p>
       <w:r>
         <w:pict w14:anchorId="5A2F13C5">
-          <v:rect id="_x0000_i1122" style="width:0;height:1.5pt" o:hralign="center" o:hrstd="t" o:hr="t" fillcolor="#a0a0a0" stroked="f"/>
+          <v:rect id="_x0000_i1025" style="width:0;height:1.5pt" o:hralign="center" o:hrstd="t" o:hr="t" fillcolor="#a0a0a0" stroked="f"/>
         </w:pict>
       </w:r>
     </w:p>
@@ -357,12 +333,10 @@
               <w:t>DECIMAL(</w:t>
             </w:r>
             <w:proofErr w:type="spellStart"/>
-            <w:proofErr w:type="gramStart"/>
             <w:r>
               <w:t>p,s</w:t>
             </w:r>
             <w:proofErr w:type="spellEnd"/>
-            <w:proofErr w:type="gramEnd"/>
             <w:r>
               <w:t>)</w:t>
             </w:r>
@@ -647,7 +621,7 @@
     <w:p>
       <w:r>
         <w:pict w14:anchorId="5B165025">
-          <v:rect id="_x0000_i1123" style="width:0;height:1.5pt" o:hralign="center" o:hrstd="t" o:hr="t" fillcolor="#a0a0a0" stroked="f"/>
+          <v:rect id="_x0000_i1026" style="width:0;height:1.5pt" o:hralign="center" o:hrstd="t" o:hr="t" fillcolor="#a0a0a0" stroked="f"/>
         </w:pict>
       </w:r>
     </w:p>
@@ -680,7 +654,7 @@
       </w:tblPr>
       <w:tblGrid>
         <w:gridCol w:w="2381"/>
-        <w:gridCol w:w="2646"/>
+        <w:gridCol w:w="3948"/>
       </w:tblGrid>
       <w:tr>
         <w:trPr>
@@ -727,6 +701,13 @@
                 <w:b/>
                 <w:bCs/>
               </w:rPr>
+              <w:t xml:space="preserve">                                </w:t>
+            </w:r>
+            <w:r>
+              <w:rPr>
+                <w:b/>
+                <w:bCs/>
+              </w:rPr>
               <w:t>Scalar Function</w:t>
             </w:r>
           </w:p>
@@ -756,6 +737,9 @@
           </w:tcPr>
           <w:p>
             <w:r>
+              <w:t xml:space="preserve">                        </w:t>
+            </w:r>
+            <w:r>
               <w:t>Works on one value</w:t>
             </w:r>
           </w:p>
@@ -785,6 +769,9 @@
           </w:tcPr>
           <w:p>
             <w:r>
+              <w:t xml:space="preserve">                        </w:t>
+            </w:r>
+            <w:r>
               <w:t>Returns one value per row</w:t>
             </w:r>
           </w:p>
@@ -798,18 +785,11 @@
     </w:p>
     <w:p>
       <w:r>
-        <w:t xml:space="preserve">SELECT </w:t>
-      </w:r>
-      <w:proofErr w:type="gramStart"/>
-      <w:r>
-        <w:t>AVG(</w:t>
-      </w:r>
-      <w:proofErr w:type="gramEnd"/>
-      <w:r>
-        <w:t>salary)</w:t>
-      </w:r>
-    </w:p>
-    <w:p>
+        <w:t>SELECT AVG(salary)</w:t>
+      </w:r>
+      <w:r>
+        <w:t xml:space="preserve"> </w:t>
+      </w:r>
       <w:r>
         <w:t>FROM Employee;</w:t>
       </w:r>
@@ -821,26 +801,13 @@
     </w:p>
     <w:p>
       <w:r>
-        <w:t xml:space="preserve">SELECT </w:t>
-      </w:r>
-      <w:proofErr w:type="gramStart"/>
-      <w:r>
-        <w:t>UPPER(</w:t>
-      </w:r>
-      <w:proofErr w:type="gramEnd"/>
-      <w:r>
-        <w:t>name)</w:t>
-      </w:r>
-    </w:p>
-    <w:p>
-      <w:r>
-        <w:t>FROM Employee;</w:t>
+        <w:t>SELECT UPPER(name)FROM Employee;</w:t>
       </w:r>
     </w:p>
     <w:p>
       <w:r>
         <w:pict w14:anchorId="020D84A5">
-          <v:rect id="_x0000_i1124" style="width:0;height:1.5pt" o:hralign="center" o:hrstd="t" o:hr="t" fillcolor="#a0a0a0" stroked="f"/>
+          <v:rect id="_x0000_i1027" style="width:0;height:1.5pt" o:hralign="center" o:hrstd="t" o:hr="t" fillcolor="#a0a0a0" stroked="f"/>
         </w:pict>
       </w:r>
     </w:p>
@@ -877,7 +844,6 @@
         </w:numPr>
       </w:pPr>
       <w:r>
-        <w:lastRenderedPageBreak/>
         <w:t>Unique</w:t>
       </w:r>
     </w:p>
@@ -900,6 +866,7 @@
         </w:numPr>
       </w:pPr>
       <w:r>
+        <w:lastRenderedPageBreak/>
         <w:t>One Primary Key per table</w:t>
       </w:r>
     </w:p>
@@ -925,15 +892,7 @@
     </w:p>
     <w:p>
       <w:r>
-        <w:t xml:space="preserve">name </w:t>
-      </w:r>
-      <w:proofErr w:type="gramStart"/>
-      <w:r>
-        <w:t>VARCHAR(</w:t>
-      </w:r>
-      <w:proofErr w:type="gramEnd"/>
-      <w:r>
-        <w:t>50)</w:t>
+        <w:t>name VARCHAR(50)</w:t>
       </w:r>
     </w:p>
     <w:p>
@@ -982,7 +941,7 @@
     <w:p>
       <w:r>
         <w:pict w14:anchorId="5BA66251">
-          <v:rect id="_x0000_i1125" style="width:0;height:1.5pt" o:hralign="center" o:hrstd="t" o:hr="t" fillcolor="#a0a0a0" stroked="f"/>
+          <v:rect id="_x0000_i1028" style="width:0;height:1.5pt" o:hralign="center" o:hrstd="t" o:hr="t" fillcolor="#a0a0a0" stroked="f"/>
         </w:pict>
       </w:r>
     </w:p>
@@ -1049,14 +1008,9 @@
     </w:p>
     <w:p>
       <w:r>
-        <w:t xml:space="preserve">FOREIGN </w:t>
-      </w:r>
-      <w:proofErr w:type="gramStart"/>
-      <w:r>
-        <w:t>KEY(</w:t>
+        <w:t>FOREIGN KEY(</w:t>
       </w:r>
       <w:proofErr w:type="spellStart"/>
-      <w:proofErr w:type="gramEnd"/>
       <w:r>
         <w:t>customer_id</w:t>
       </w:r>
@@ -1091,7 +1045,13 @@
         </w:numPr>
       </w:pPr>
       <w:r>
-        <w:t>Maintains referential integrity.</w:t>
+        <w:t>Maintains referential integrity</w:t>
+      </w:r>
+      <w:r>
+        <w:t xml:space="preserve"> </w:t>
+      </w:r>
+      <w:r>
+        <w:t>ensuring that a child table cannot reference a non-existent parent row.</w:t>
       </w:r>
     </w:p>
     <w:p>
@@ -1108,8 +1068,29 @@
     <w:p>
       <w:r>
         <w:lastRenderedPageBreak/>
+        <w:t xml:space="preserve">For example, in an e-commerce application, the </w:t>
+      </w:r>
+      <w:proofErr w:type="spellStart"/>
+      <w:r>
+        <w:t>customer_id</w:t>
+      </w:r>
+      <w:proofErr w:type="spellEnd"/>
+      <w:r>
+        <w:t xml:space="preserve"> in the Orders table is a foreign key that references the </w:t>
+      </w:r>
+      <w:proofErr w:type="spellStart"/>
+      <w:r>
+        <w:t>customer_id</w:t>
+      </w:r>
+      <w:proofErr w:type="spellEnd"/>
+      <w:r>
+        <w:t xml:space="preserve"> primary key in the Customers table. This prevents orders from being created for customers that do not exist.</w:t>
+      </w:r>
+    </w:p>
+    <w:p>
+      <w:r>
         <w:pict w14:anchorId="191695FF">
-          <v:rect id="_x0000_i1126" style="width:0;height:1.5pt" o:hralign="center" o:hrstd="t" o:hr="t" fillcolor="#a0a0a0" stroked="f"/>
+          <v:rect id="_x0000_i1029" style="width:0;height:1.5pt" o:hralign="center" o:hrstd="t" o:hr="t" fillcolor="#a0a0a0" stroked="f"/>
         </w:pict>
       </w:r>
     </w:p>
@@ -1134,53 +1115,28 @@
       </w:r>
     </w:p>
     <w:p>
-      <w:proofErr w:type="gramStart"/>
-      <w:r>
-        <w:t>COUNT(</w:t>
-      </w:r>
-      <w:proofErr w:type="gramEnd"/>
-      <w:r>
-        <w:t>)</w:t>
-      </w:r>
-    </w:p>
-    <w:p>
-      <w:proofErr w:type="gramStart"/>
-      <w:r>
-        <w:t>SUM(</w:t>
-      </w:r>
-      <w:proofErr w:type="gramEnd"/>
-      <w:r>
-        <w:t>)</w:t>
-      </w:r>
-    </w:p>
-    <w:p>
-      <w:proofErr w:type="gramStart"/>
-      <w:r>
-        <w:t>AVG(</w:t>
-      </w:r>
-      <w:proofErr w:type="gramEnd"/>
-      <w:r>
-        <w:t>)</w:t>
-      </w:r>
-    </w:p>
-    <w:p>
-      <w:proofErr w:type="gramStart"/>
-      <w:r>
-        <w:t>MAX(</w:t>
-      </w:r>
-      <w:proofErr w:type="gramEnd"/>
-      <w:r>
-        <w:t>)</w:t>
-      </w:r>
-    </w:p>
-    <w:p>
-      <w:proofErr w:type="gramStart"/>
-      <w:r>
-        <w:t>MIN(</w:t>
-      </w:r>
-      <w:proofErr w:type="gramEnd"/>
-      <w:r>
-        <w:t>)</w:t>
+      <w:r>
+        <w:t>COUNT()</w:t>
+      </w:r>
+    </w:p>
+    <w:p>
+      <w:r>
+        <w:t>SUM()</w:t>
+      </w:r>
+    </w:p>
+    <w:p>
+      <w:r>
+        <w:t>AVG()</w:t>
+      </w:r>
+    </w:p>
+    <w:p>
+      <w:r>
+        <w:t>MAX()</w:t>
+      </w:r>
+    </w:p>
+    <w:p>
+      <w:r>
+        <w:t>MIN()</w:t>
       </w:r>
     </w:p>
     <w:p>
@@ -1194,53 +1150,28 @@
       </w:r>
     </w:p>
     <w:p>
-      <w:proofErr w:type="gramStart"/>
-      <w:r>
-        <w:t>COUNT(</w:t>
-      </w:r>
-      <w:proofErr w:type="gramEnd"/>
-      <w:r>
-        <w:t>*),</w:t>
-      </w:r>
-    </w:p>
-    <w:p>
-      <w:proofErr w:type="gramStart"/>
-      <w:r>
-        <w:t>SUM(</w:t>
-      </w:r>
-      <w:proofErr w:type="gramEnd"/>
-      <w:r>
-        <w:t>salary),</w:t>
-      </w:r>
-    </w:p>
-    <w:p>
-      <w:proofErr w:type="gramStart"/>
-      <w:r>
-        <w:t>AVG(</w:t>
-      </w:r>
-      <w:proofErr w:type="gramEnd"/>
-      <w:r>
-        <w:t>salary),</w:t>
-      </w:r>
-    </w:p>
-    <w:p>
-      <w:proofErr w:type="gramStart"/>
-      <w:r>
-        <w:t>MAX(</w:t>
-      </w:r>
-      <w:proofErr w:type="gramEnd"/>
-      <w:r>
-        <w:t>salary),</w:t>
-      </w:r>
-    </w:p>
-    <w:p>
-      <w:proofErr w:type="gramStart"/>
-      <w:r>
-        <w:t>MIN(</w:t>
-      </w:r>
-      <w:proofErr w:type="gramEnd"/>
-      <w:r>
-        <w:t>salary)</w:t>
+      <w:r>
+        <w:t>COUNT(*),</w:t>
+      </w:r>
+    </w:p>
+    <w:p>
+      <w:r>
+        <w:t>SUM(salary),</w:t>
+      </w:r>
+    </w:p>
+    <w:p>
+      <w:r>
+        <w:t>AVG(salary),</w:t>
+      </w:r>
+    </w:p>
+    <w:p>
+      <w:r>
+        <w:t>MAX(salary),</w:t>
+      </w:r>
+    </w:p>
+    <w:p>
+      <w:r>
+        <w:t>MIN(salary)</w:t>
       </w:r>
     </w:p>
     <w:p>
@@ -1251,7 +1182,7 @@
     <w:p>
       <w:r>
         <w:pict w14:anchorId="12851694">
-          <v:rect id="_x0000_i1127" style="width:0;height:1.5pt" o:hralign="center" o:hrstd="t" o:hr="t" fillcolor="#a0a0a0" stroked="f"/>
+          <v:rect id="_x0000_i1030" style="width:0;height:1.5pt" o:hralign="center" o:hrstd="t" o:hr="t" fillcolor="#a0a0a0" stroked="f"/>
         </w:pict>
       </w:r>
     </w:p>
@@ -1326,6 +1257,7 @@
     </w:p>
     <w:p>
       <w:r>
+        <w:lastRenderedPageBreak/>
         <w:t>Benefits</w:t>
       </w:r>
     </w:p>
@@ -1348,7 +1280,6 @@
         </w:numPr>
       </w:pPr>
       <w:r>
-        <w:lastRenderedPageBreak/>
         <w:t>Better consistency.</w:t>
       </w:r>
     </w:p>
@@ -1377,7 +1308,7 @@
     <w:p>
       <w:r>
         <w:pict w14:anchorId="16BFF56C">
-          <v:rect id="_x0000_i1128" style="width:0;height:1.5pt" o:hralign="center" o:hrstd="t" o:hr="t" fillcolor="#a0a0a0" stroked="f"/>
+          <v:rect id="_x0000_i1031" style="width:0;height:1.5pt" o:hralign="center" o:hrstd="t" o:hr="t" fillcolor="#a0a0a0" stroked="f"/>
         </w:pict>
       </w:r>
     </w:p>
@@ -1511,7 +1442,7 @@
     <w:p>
       <w:r>
         <w:pict w14:anchorId="5D36F8EA">
-          <v:rect id="_x0000_i1129" style="width:0;height:1.5pt" o:hralign="center" o:hrstd="t" o:hr="t" fillcolor="#a0a0a0" stroked="f"/>
+          <v:rect id="_x0000_i1032" style="width:0;height:1.5pt" o:hralign="center" o:hrstd="t" o:hr="t" fillcolor="#a0a0a0" stroked="f"/>
         </w:pict>
       </w:r>
     </w:p>
@@ -1547,6 +1478,7 @@
     </w:p>
     <w:p>
       <w:r>
+        <w:lastRenderedPageBreak/>
         <w:t>With Index</w:t>
       </w:r>
     </w:p>
@@ -1557,7 +1489,6 @@
     </w:p>
     <w:p>
       <w:r>
-        <w:lastRenderedPageBreak/>
         <w:t>Example</w:t>
       </w:r>
     </w:p>
@@ -1589,13 +1520,8 @@
         </w:numPr>
       </w:pPr>
       <w:r>
-        <w:t xml:space="preserve">Faster </w:t>
-      </w:r>
-      <w:proofErr w:type="gramStart"/>
-      <w:r>
-        <w:t>WHERE</w:t>
-      </w:r>
-      <w:proofErr w:type="gramEnd"/>
+        <w:t>Faster WHERE</w:t>
+      </w:r>
     </w:p>
     <w:p>
       <w:pPr>
@@ -1633,7 +1559,7 @@
     <w:p>
       <w:r>
         <w:pict w14:anchorId="20F80A31">
-          <v:rect id="_x0000_i1130" style="width:0;height:1.5pt" o:hralign="center" o:hrstd="t" o:hr="t" fillcolor="#a0a0a0" stroked="f"/>
+          <v:rect id="_x0000_i1033" style="width:0;height:1.5pt" o:hralign="center" o:hrstd="t" o:hr="t" fillcolor="#a0a0a0" stroked="f"/>
         </w:pict>
       </w:r>
     </w:p>
@@ -1712,6 +1638,7 @@
     </w:p>
     <w:p>
       <w:r>
+        <w:lastRenderedPageBreak/>
         <w:t>If any statement fails</w:t>
       </w:r>
     </w:p>
@@ -1732,7 +1659,6 @@
           <w:b/>
           <w:bCs/>
         </w:rPr>
-        <w:lastRenderedPageBreak/>
         <w:t>ACID Properties</w:t>
       </w:r>
     </w:p>
@@ -1811,7 +1737,7 @@
     <w:p>
       <w:r>
         <w:pict w14:anchorId="66ABC3D4">
-          <v:rect id="_x0000_i1131" style="width:0;height:1.5pt" o:hralign="center" o:hrstd="t" o:hr="t" fillcolor="#a0a0a0" stroked="f"/>
+          <v:rect id="_x0000_i1034" style="width:0;height:1.5pt" o:hralign="center" o:hrstd="t" o:hr="t" fillcolor="#a0a0a0" stroked="f"/>
         </w:pict>
       </w:r>
     </w:p>
@@ -1857,14 +1783,9 @@
     </w:p>
     <w:p>
       <w:r>
-        <w:t xml:space="preserve">SELECT </w:t>
-      </w:r>
-      <w:proofErr w:type="gramStart"/>
-      <w:r>
-        <w:t>REPLACE(</w:t>
+        <w:t>SELECT REPLACE(</w:t>
       </w:r>
       <w:proofErr w:type="spellStart"/>
-      <w:proofErr w:type="gramEnd"/>
       <w:r>
         <w:t>name,'A','X</w:t>
       </w:r>
@@ -1881,7 +1802,7 @@
     <w:p>
       <w:r>
         <w:pict w14:anchorId="66848789">
-          <v:rect id="_x0000_i1132" style="width:0;height:1.5pt" o:hralign="center" o:hrstd="t" o:hr="t" fillcolor="#a0a0a0" stroked="f"/>
+          <v:rect id="_x0000_i1035" style="width:0;height:1.5pt" o:hralign="center" o:hrstd="t" o:hr="t" fillcolor="#a0a0a0" stroked="f"/>
         </w:pict>
       </w:r>
     </w:p>
@@ -1950,15 +1871,7 @@
         </w:numPr>
       </w:pPr>
       <w:r>
-        <w:t xml:space="preserve">Columns used in </w:t>
-      </w:r>
-      <w:proofErr w:type="gramStart"/>
-      <w:r>
-        <w:t>WHERE</w:t>
-      </w:r>
-      <w:proofErr w:type="gramEnd"/>
-      <w:r>
-        <w:t>.</w:t>
+        <w:t>Columns used in WHERE.</w:t>
       </w:r>
     </w:p>
     <w:p>
@@ -1980,13 +1893,14 @@
         </w:numPr>
       </w:pPr>
       <w:r>
+        <w:lastRenderedPageBreak/>
         <w:t>Avoid indexing columns with very few distinct values (e.g., gender) because the index is often not selective enough to help.</w:t>
       </w:r>
     </w:p>
     <w:p>
       <w:r>
         <w:pict w14:anchorId="055085B7">
-          <v:rect id="_x0000_i1133" style="width:0;height:1.5pt" o:hralign="center" o:hrstd="t" o:hr="t" fillcolor="#a0a0a0" stroked="f"/>
+          <v:rect id="_x0000_i1036" style="width:0;height:1.5pt" o:hralign="center" o:hrstd="t" o:hr="t" fillcolor="#a0a0a0" stroked="f"/>
         </w:pict>
       </w:r>
     </w:p>
@@ -2002,7 +1916,6 @@
           <w:b/>
           <w:bCs/>
         </w:rPr>
-        <w:lastRenderedPageBreak/>
         <w:t>13. What is Subquery?</w:t>
       </w:r>
     </w:p>
@@ -2043,15 +1956,7 @@
     </w:p>
     <w:p>
       <w:r>
-        <w:t xml:space="preserve">SELECT </w:t>
-      </w:r>
-      <w:proofErr w:type="gramStart"/>
-      <w:r>
-        <w:t>AVG(</w:t>
-      </w:r>
-      <w:proofErr w:type="gramEnd"/>
-      <w:r>
-        <w:t>salary)</w:t>
+        <w:t>SELECT AVG(salary)</w:t>
       </w:r>
     </w:p>
     <w:p>
@@ -2116,7 +2021,7 @@
     <w:p>
       <w:r>
         <w:pict w14:anchorId="7D266304">
-          <v:rect id="_x0000_i1134" style="width:0;height:1.5pt" o:hralign="center" o:hrstd="t" o:hr="t" fillcolor="#a0a0a0" stroked="f"/>
+          <v:rect id="_x0000_i1037" style="width:0;height:1.5pt" o:hralign="center" o:hrstd="t" o:hr="t" fillcolor="#a0a0a0" stroked="f"/>
         </w:pict>
       </w:r>
     </w:p>
@@ -2150,17 +2055,12 @@
         <w:t xml:space="preserve">CREATE PROCEDURE </w:t>
       </w:r>
       <w:proofErr w:type="spellStart"/>
-      <w:proofErr w:type="gramStart"/>
       <w:r>
         <w:t>GetEmployees</w:t>
       </w:r>
       <w:proofErr w:type="spellEnd"/>
       <w:r>
-        <w:t>(</w:t>
-      </w:r>
-      <w:proofErr w:type="gramEnd"/>
-      <w:r>
-        <w:t>)</w:t>
+        <w:t>()</w:t>
       </w:r>
     </w:p>
     <w:p>
@@ -2175,6 +2075,7 @@
     </w:p>
     <w:p>
       <w:r>
+        <w:lastRenderedPageBreak/>
         <w:t>FROM Employee;</w:t>
       </w:r>
     </w:p>
@@ -2196,7 +2097,6 @@
         </w:numPr>
       </w:pPr>
       <w:r>
-        <w:lastRenderedPageBreak/>
         <w:t>Faster execution.</w:t>
       </w:r>
     </w:p>
@@ -2236,7 +2136,7 @@
     <w:p>
       <w:r>
         <w:pict w14:anchorId="44B190BB">
-          <v:rect id="_x0000_i1135" style="width:0;height:1.5pt" o:hralign="center" o:hrstd="t" o:hr="t" fillcolor="#a0a0a0" stroked="f"/>
+          <v:rect id="_x0000_i1038" style="width:0;height:1.5pt" o:hralign="center" o:hrstd="t" o:hr="t" fillcolor="#a0a0a0" stroked="f"/>
         </w:pict>
       </w:r>
     </w:p>
@@ -2470,7 +2370,7 @@
     <w:p>
       <w:r>
         <w:pict w14:anchorId="6B0A2E92">
-          <v:rect id="_x0000_i1501" style="width:0;height:1.5pt" o:hralign="center" o:hrstd="t" o:hr="t" fillcolor="#a0a0a0" stroked="f"/>
+          <v:rect id="_x0000_i1039" style="width:0;height:1.5pt" o:hralign="center" o:hrstd="t" o:hr="t" fillcolor="#a0a0a0" stroked="f"/>
         </w:pict>
       </w:r>
     </w:p>
@@ -2536,17 +2436,8 @@
           <w:b/>
           <w:bCs/>
         </w:rPr>
-        <w:t xml:space="preserve">Operators used with </w:t>
-      </w:r>
-      <w:proofErr w:type="gramStart"/>
-      <w:r>
-        <w:rPr>
-          <w:b/>
-          <w:bCs/>
-        </w:rPr>
-        <w:t>WHERE</w:t>
-      </w:r>
-      <w:proofErr w:type="gramEnd"/>
+        <w:t>Operators used with WHERE</w:t>
+      </w:r>
     </w:p>
     <w:tbl>
       <w:tblPr>
@@ -2587,6 +2478,7 @@
                 <w:b/>
                 <w:bCs/>
               </w:rPr>
+              <w:lastRenderedPageBreak/>
               <w:t>Operator</w:t>
             </w:r>
           </w:p>
@@ -2713,7 +2605,6 @@
           </w:tcPr>
           <w:p>
             <w:r>
-              <w:lastRenderedPageBreak/>
               <w:t>&gt;=</w:t>
             </w:r>
           </w:p>
@@ -3033,7 +2924,7 @@
     <w:p>
       <w:r>
         <w:pict w14:anchorId="7EB01F50">
-          <v:rect id="_x0000_i1413" style="width:0;height:1.5pt" o:hralign="center" o:hrstd="t" o:hr="t" fillcolor="#a0a0a0" stroked="f"/>
+          <v:rect id="_x0000_i1040" style="width:0;height:1.5pt" o:hralign="center" o:hrstd="t" o:hr="t" fillcolor="#a0a0a0" stroked="f"/>
         </w:pict>
       </w:r>
     </w:p>
@@ -3275,6 +3166,7 @@
           </w:tcPr>
           <w:p>
             <w:r>
+              <w:lastRenderedPageBreak/>
               <w:t>SELF JOIN</w:t>
             </w:r>
           </w:p>
@@ -3304,274 +3196,173 @@
       </w:r>
       <w:proofErr w:type="spellStart"/>
       <w:r>
-        <w:t>c.</w:t>
-      </w:r>
-      <w:proofErr w:type="gramStart"/>
-      <w:r>
-        <w:t>name,o</w:t>
-      </w:r>
-      <w:proofErr w:type="gramEnd"/>
-      <w:r>
-        <w:t>.amount</w:t>
+        <w:t>c.name,o.amount</w:t>
       </w:r>
       <w:proofErr w:type="spellEnd"/>
     </w:p>
     <w:p>
       <w:r>
+        <w:t>FROM Customer c</w:t>
+      </w:r>
+    </w:p>
+    <w:p>
+      <w:r>
+        <w:t>INNER JOIN Orders o</w:t>
+      </w:r>
+    </w:p>
+    <w:p>
+      <w:r>
+        <w:t xml:space="preserve">ON </w:t>
+      </w:r>
+      <w:proofErr w:type="spellStart"/>
+      <w:r>
+        <w:t>c.customer_id</w:t>
+      </w:r>
+      <w:proofErr w:type="spellEnd"/>
+      <w:r>
+        <w:t>=</w:t>
+      </w:r>
+      <w:proofErr w:type="spellStart"/>
+      <w:r>
+        <w:t>o.customer_id</w:t>
+      </w:r>
+      <w:proofErr w:type="spellEnd"/>
+      <w:r>
+        <w:t>;</w:t>
+      </w:r>
+    </w:p>
+    <w:p>
+      <w:r>
+        <w:pict w14:anchorId="45AE3ADF">
+          <v:rect id="_x0000_i1041" style="width:0;height:1.5pt" o:hralign="center" o:hrstd="t" o:hr="t" fillcolor="#a0a0a0" stroked="f"/>
+        </w:pict>
+      </w:r>
+    </w:p>
+    <w:p>
+      <w:pPr>
+        <w:rPr>
+          <w:b/>
+          <w:bCs/>
+        </w:rPr>
+      </w:pPr>
+      <w:r>
+        <w:rPr>
+          <w:b/>
+          <w:bCs/>
+        </w:rPr>
+        <w:t>18. Window Functions</w:t>
+      </w:r>
+    </w:p>
+    <w:p>
+      <w:r>
+        <w:t xml:space="preserve">Window functions perform calculations across related rows </w:t>
+      </w:r>
+      <w:r>
+        <w:rPr>
+          <w:b/>
+          <w:bCs/>
+        </w:rPr>
+        <w:t>without grouping them</w:t>
+      </w:r>
+      <w:r>
+        <w:t>.</w:t>
+      </w:r>
+    </w:p>
+    <w:p>
+      <w:r>
+        <w:t>Common ones:</w:t>
+      </w:r>
+    </w:p>
+    <w:p>
+      <w:r>
+        <w:t>ROW_NUMBER()</w:t>
+      </w:r>
+    </w:p>
+    <w:p>
+      <w:r>
+        <w:t>RANK()</w:t>
+      </w:r>
+    </w:p>
+    <w:p>
+      <w:r>
+        <w:t>DENSE_RANK()</w:t>
+      </w:r>
+    </w:p>
+    <w:p>
+      <w:r>
+        <w:t>LEAD()</w:t>
+      </w:r>
+    </w:p>
+    <w:p>
+      <w:r>
+        <w:t>LAG()</w:t>
+      </w:r>
+    </w:p>
+    <w:p>
+      <w:r>
+        <w:t>SUM() OVER()</w:t>
+      </w:r>
+    </w:p>
+    <w:p>
+      <w:r>
+        <w:t>AVG() OVER()</w:t>
+      </w:r>
+    </w:p>
+    <w:p>
+      <w:r>
+        <w:t>COUNT() OVER()</w:t>
+      </w:r>
+    </w:p>
+    <w:p>
+      <w:r>
+        <w:t>Example</w:t>
+      </w:r>
+    </w:p>
+    <w:p>
+      <w:r>
+        <w:t>SELECT</w:t>
+      </w:r>
+    </w:p>
+    <w:p>
+      <w:r>
+        <w:t>name,</w:t>
+      </w:r>
+    </w:p>
+    <w:p>
+      <w:r>
+        <w:t>salary,</w:t>
+      </w:r>
+    </w:p>
+    <w:p>
+      <w:r>
+        <w:t>RANK() OVER(ORDER BY salary DESC) rank</w:t>
+      </w:r>
+    </w:p>
+    <w:p>
+      <w:r>
+        <w:t>FROM Employee;</w:t>
+      </w:r>
+    </w:p>
+    <w:p>
+      <w:r>
+        <w:pict w14:anchorId="4815574D">
+          <v:rect id="_x0000_i1042" style="width:0;height:1.5pt" o:hralign="center" o:hrstd="t" o:hr="t" fillcolor="#a0a0a0" stroked="f"/>
+        </w:pict>
+      </w:r>
+    </w:p>
+    <w:p>
+      <w:pPr>
+        <w:rPr>
+          <w:b/>
+          <w:bCs/>
+        </w:rPr>
+      </w:pPr>
+      <w:r>
+        <w:rPr>
+          <w:b/>
+          <w:bCs/>
+        </w:rPr>
         <w:lastRenderedPageBreak/>
-        <w:t>FROM Customer c</w:t>
-      </w:r>
-    </w:p>
-    <w:p>
-      <w:r>
-        <w:t>INNER JOIN Orders o</w:t>
-      </w:r>
-    </w:p>
-    <w:p>
-      <w:r>
-        <w:t xml:space="preserve">ON </w:t>
-      </w:r>
-      <w:proofErr w:type="spellStart"/>
-      <w:proofErr w:type="gramStart"/>
-      <w:r>
-        <w:t>c.customer</w:t>
-      </w:r>
-      <w:proofErr w:type="gramEnd"/>
-      <w:r>
-        <w:t>_id</w:t>
-      </w:r>
-      <w:proofErr w:type="spellEnd"/>
-      <w:r>
-        <w:t>=</w:t>
-      </w:r>
-      <w:proofErr w:type="spellStart"/>
-      <w:proofErr w:type="gramStart"/>
-      <w:r>
-        <w:t>o.customer</w:t>
-      </w:r>
-      <w:proofErr w:type="gramEnd"/>
-      <w:r>
-        <w:t>_id</w:t>
-      </w:r>
-      <w:proofErr w:type="spellEnd"/>
-      <w:r>
-        <w:t>;</w:t>
-      </w:r>
-    </w:p>
-    <w:p>
-      <w:r>
-        <w:pict w14:anchorId="45AE3ADF">
-          <v:rect id="_x0000_i1414" style="width:0;height:1.5pt" o:hralign="center" o:hrstd="t" o:hr="t" fillcolor="#a0a0a0" stroked="f"/>
-        </w:pict>
-      </w:r>
-    </w:p>
-    <w:p>
-      <w:pPr>
-        <w:rPr>
-          <w:b/>
-          <w:bCs/>
-        </w:rPr>
-      </w:pPr>
-      <w:r>
-        <w:rPr>
-          <w:b/>
-          <w:bCs/>
-        </w:rPr>
-        <w:t>18. Window Functions</w:t>
-      </w:r>
-    </w:p>
-    <w:p>
-      <w:r>
-        <w:t xml:space="preserve">Window functions perform calculations across related rows </w:t>
-      </w:r>
-      <w:r>
-        <w:rPr>
-          <w:b/>
-          <w:bCs/>
-        </w:rPr>
-        <w:t>without grouping them</w:t>
-      </w:r>
-      <w:r>
-        <w:t>.</w:t>
-      </w:r>
-    </w:p>
-    <w:p>
-      <w:r>
-        <w:t>Common ones:</w:t>
-      </w:r>
-    </w:p>
-    <w:p>
-      <w:r>
-        <w:t>ROW_</w:t>
-      </w:r>
-      <w:proofErr w:type="gramStart"/>
-      <w:r>
-        <w:t>NUMBER(</w:t>
-      </w:r>
-      <w:proofErr w:type="gramEnd"/>
-      <w:r>
-        <w:t>)</w:t>
-      </w:r>
-    </w:p>
-    <w:p>
-      <w:proofErr w:type="gramStart"/>
-      <w:r>
-        <w:t>RANK(</w:t>
-      </w:r>
-      <w:proofErr w:type="gramEnd"/>
-      <w:r>
-        <w:t>)</w:t>
-      </w:r>
-    </w:p>
-    <w:p>
-      <w:r>
-        <w:t>DENSE_</w:t>
-      </w:r>
-      <w:proofErr w:type="gramStart"/>
-      <w:r>
-        <w:t>RANK(</w:t>
-      </w:r>
-      <w:proofErr w:type="gramEnd"/>
-      <w:r>
-        <w:t>)</w:t>
-      </w:r>
-    </w:p>
-    <w:p>
-      <w:proofErr w:type="gramStart"/>
-      <w:r>
-        <w:t>LEAD(</w:t>
-      </w:r>
-      <w:proofErr w:type="gramEnd"/>
-      <w:r>
-        <w:t>)</w:t>
-      </w:r>
-    </w:p>
-    <w:p>
-      <w:proofErr w:type="gramStart"/>
-      <w:r>
-        <w:t>LAG(</w:t>
-      </w:r>
-      <w:proofErr w:type="gramEnd"/>
-      <w:r>
-        <w:t>)</w:t>
-      </w:r>
-    </w:p>
-    <w:p>
-      <w:proofErr w:type="gramStart"/>
-      <w:r>
-        <w:t>SUM(</w:t>
-      </w:r>
-      <w:proofErr w:type="gramEnd"/>
-      <w:r>
-        <w:t xml:space="preserve">) </w:t>
-      </w:r>
-      <w:proofErr w:type="gramStart"/>
-      <w:r>
-        <w:t>OVER(</w:t>
-      </w:r>
-      <w:proofErr w:type="gramEnd"/>
-      <w:r>
-        <w:t>)</w:t>
-      </w:r>
-    </w:p>
-    <w:p>
-      <w:proofErr w:type="gramStart"/>
-      <w:r>
-        <w:t>AVG(</w:t>
-      </w:r>
-      <w:proofErr w:type="gramEnd"/>
-      <w:r>
-        <w:t xml:space="preserve">) </w:t>
-      </w:r>
-      <w:proofErr w:type="gramStart"/>
-      <w:r>
-        <w:t>OVER(</w:t>
-      </w:r>
-      <w:proofErr w:type="gramEnd"/>
-      <w:r>
-        <w:t>)</w:t>
-      </w:r>
-    </w:p>
-    <w:p>
-      <w:proofErr w:type="gramStart"/>
-      <w:r>
-        <w:t>COUNT(</w:t>
-      </w:r>
-      <w:proofErr w:type="gramEnd"/>
-      <w:r>
-        <w:t xml:space="preserve">) </w:t>
-      </w:r>
-      <w:proofErr w:type="gramStart"/>
-      <w:r>
-        <w:t>OVER(</w:t>
-      </w:r>
-      <w:proofErr w:type="gramEnd"/>
-      <w:r>
-        <w:t>)</w:t>
-      </w:r>
-    </w:p>
-    <w:p>
-      <w:r>
-        <w:t>Example</w:t>
-      </w:r>
-    </w:p>
-    <w:p>
-      <w:r>
-        <w:t>SELECT</w:t>
-      </w:r>
-    </w:p>
-    <w:p>
-      <w:r>
-        <w:t>name,</w:t>
-      </w:r>
-    </w:p>
-    <w:p>
-      <w:r>
-        <w:t>salary,</w:t>
-      </w:r>
-    </w:p>
-    <w:p>
-      <w:proofErr w:type="gramStart"/>
-      <w:r>
-        <w:t>RANK(</w:t>
-      </w:r>
-      <w:proofErr w:type="gramEnd"/>
-      <w:r>
-        <w:t xml:space="preserve">) </w:t>
-      </w:r>
-      <w:proofErr w:type="gramStart"/>
-      <w:r>
-        <w:t>OVER(</w:t>
-      </w:r>
-      <w:proofErr w:type="gramEnd"/>
-      <w:r>
-        <w:t>ORDER BY salary DESC) rank</w:t>
-      </w:r>
-    </w:p>
-    <w:p>
-      <w:r>
-        <w:t>FROM Employee;</w:t>
-      </w:r>
-    </w:p>
-    <w:p>
-      <w:r>
-        <w:pict w14:anchorId="4815574D">
-          <v:rect id="_x0000_i1415" style="width:0;height:1.5pt" o:hralign="center" o:hrstd="t" o:hr="t" fillcolor="#a0a0a0" stroked="f"/>
-        </w:pict>
-      </w:r>
-    </w:p>
-    <w:p>
-      <w:pPr>
-        <w:rPr>
-          <w:b/>
-          <w:bCs/>
-        </w:rPr>
-      </w:pPr>
-      <w:r>
-        <w:rPr>
-          <w:b/>
-          <w:bCs/>
-        </w:rPr>
         <w:t>19. Difference between RANK and DENSE_RANK</w:t>
       </w:r>
     </w:p>
@@ -3618,7 +3409,6 @@
                 <w:b/>
                 <w:bCs/>
               </w:rPr>
-              <w:lastRenderedPageBreak/>
               <w:t>Salary</w:t>
             </w:r>
           </w:p>
@@ -3700,21 +3490,12 @@
           <w:bCs/>
         </w:rPr>
       </w:pPr>
-      <w:proofErr w:type="gramStart"/>
-      <w:r>
-        <w:rPr>
-          <w:b/>
-          <w:bCs/>
-        </w:rPr>
-        <w:t>RANK(</w:t>
-      </w:r>
-      <w:proofErr w:type="gramEnd"/>
-      <w:r>
-        <w:rPr>
-          <w:b/>
-          <w:bCs/>
-        </w:rPr>
-        <w:t>)</w:t>
+      <w:r>
+        <w:rPr>
+          <w:b/>
+          <w:bCs/>
+        </w:rPr>
+        <w:t>RANK()</w:t>
       </w:r>
     </w:p>
     <w:tbl>
@@ -3917,23 +3698,7 @@
           <w:b/>
           <w:bCs/>
         </w:rPr>
-        <w:t>DENSE_</w:t>
-      </w:r>
-      <w:proofErr w:type="gramStart"/>
-      <w:r>
-        <w:rPr>
-          <w:b/>
-          <w:bCs/>
-        </w:rPr>
-        <w:t>RANK(</w:t>
-      </w:r>
-      <w:proofErr w:type="gramEnd"/>
-      <w:r>
-        <w:rPr>
-          <w:b/>
-          <w:bCs/>
-        </w:rPr>
-        <w:t>)</w:t>
+        <w:t>DENSE_RANK()</w:t>
       </w:r>
     </w:p>
     <w:tbl>
@@ -4126,8 +3891,68 @@
     </w:p>
     <w:p>
       <w:r>
+        <w:t xml:space="preserve">The key difference is how they handle </w:t>
+      </w:r>
+      <w:r>
+        <w:rPr>
+          <w:b/>
+          <w:bCs/>
+        </w:rPr>
+        <w:t>ties (duplicate values)</w:t>
+      </w:r>
+      <w:r>
+        <w:t>.</w:t>
+      </w:r>
+    </w:p>
+    <w:p>
+      <w:r>
+        <w:rPr>
+          <w:b/>
+          <w:bCs/>
+        </w:rPr>
+        <w:t>RANK()</w:t>
+      </w:r>
+      <w:r>
+        <w:t xml:space="preserve">: Gives the same rank to tied rows, but </w:t>
+      </w:r>
+      <w:r>
+        <w:rPr>
+          <w:b/>
+          <w:bCs/>
+        </w:rPr>
+        <w:t>skips</w:t>
+      </w:r>
+      <w:r>
+        <w:t xml:space="preserve"> the next rank(s). </w:t>
+      </w:r>
+    </w:p>
+    <w:p>
+      <w:r>
+        <w:rPr>
+          <w:b/>
+          <w:bCs/>
+        </w:rPr>
+        <w:t>DENSE_RANK()</w:t>
+      </w:r>
+      <w:r>
+        <w:t xml:space="preserve">: Gives the same rank to tied rows and </w:t>
+      </w:r>
+      <w:r>
+        <w:rPr>
+          <w:b/>
+          <w:bCs/>
+        </w:rPr>
+        <w:t>does not skip</w:t>
+      </w:r>
+      <w:r>
+        <w:t xml:space="preserve"> any ranks.</w:t>
+      </w:r>
+    </w:p>
+    <w:p/>
+    <w:p>
+      <w:r>
         <w:pict w14:anchorId="75C2FA17">
-          <v:rect id="_x0000_i1416" style="width:0;height:1.5pt" o:hralign="center" o:hrstd="t" o:hr="t" fillcolor="#a0a0a0" stroked="f"/>
+          <v:rect id="_x0000_i1043" style="width:0;height:1.5pt" o:hralign="center" o:hrstd="t" o:hr="t" fillcolor="#a0a0a0" stroked="f"/>
         </w:pict>
       </w:r>
     </w:p>
@@ -4185,7 +4010,6 @@
         </w:numPr>
       </w:pPr>
       <w:r>
-        <w:lastRenderedPageBreak/>
         <w:t>Quantity</w:t>
       </w:r>
     </w:p>
@@ -4267,7 +4091,7 @@
     <w:p>
       <w:r>
         <w:pict w14:anchorId="54012B62">
-          <v:rect id="_x0000_i1417" style="width:0;height:1.5pt" o:hralign="center" o:hrstd="t" o:hr="t" fillcolor="#a0a0a0" stroked="f"/>
+          <v:rect id="_x0000_i1044" style="width:0;height:1.5pt" o:hralign="center" o:hrstd="t" o:hr="t" fillcolor="#a0a0a0" stroked="f"/>
         </w:pict>
       </w:r>
     </w:p>
@@ -4505,6 +4329,7 @@
     </w:p>
     <w:p>
       <w:r>
+        <w:lastRenderedPageBreak/>
         <w:t>Cloud:</w:t>
       </w:r>
     </w:p>
@@ -4544,7 +4369,7 @@
     <w:p>
       <w:r>
         <w:pict w14:anchorId="4BEA1F26">
-          <v:rect id="_x0000_i1418" style="width:0;height:1.5pt" o:hralign="center" o:hrstd="t" o:hr="t" fillcolor="#a0a0a0" stroked="f"/>
+          <v:rect id="_x0000_i1045" style="width:0;height:1.5pt" o:hralign="center" o:hrstd="t" o:hr="t" fillcolor="#a0a0a0" stroked="f"/>
         </w:pict>
       </w:r>
     </w:p>
@@ -4569,7 +4394,6 @@
           <w:b/>
           <w:bCs/>
         </w:rPr>
-        <w:lastRenderedPageBreak/>
         <w:t>Microsoft SQL Server</w:t>
       </w:r>
     </w:p>
@@ -4591,7 +4415,7 @@
     <w:p>
       <w:r>
         <w:pict w14:anchorId="6FB9D8C2">
-          <v:rect id="_x0000_i1419" style="width:0;height:1.5pt" o:hralign="center" o:hrstd="t" o:hr="t" fillcolor="#a0a0a0" stroked="f"/>
+          <v:rect id="_x0000_i1046" style="width:0;height:1.5pt" o:hralign="center" o:hrstd="t" o:hr="t" fillcolor="#a0a0a0" stroked="f"/>
         </w:pict>
       </w:r>
     </w:p>
@@ -4638,7 +4462,7 @@
     <w:p>
       <w:r>
         <w:pict w14:anchorId="47BD7027">
-          <v:rect id="_x0000_i1420" style="width:0;height:1.5pt" o:hralign="center" o:hrstd="t" o:hr="t" fillcolor="#a0a0a0" stroked="f"/>
+          <v:rect id="_x0000_i1047" style="width:0;height:1.5pt" o:hralign="center" o:hrstd="t" o:hr="t" fillcolor="#a0a0a0" stroked="f"/>
         </w:pict>
       </w:r>
     </w:p>
@@ -4843,7 +4667,7 @@
     <w:p>
       <w:r>
         <w:pict w14:anchorId="498474BD">
-          <v:rect id="_x0000_i1421" style="width:0;height:1.5pt" o:hralign="center" o:hrstd="t" o:hr="t" fillcolor="#a0a0a0" stroked="f"/>
+          <v:rect id="_x0000_i1048" style="width:0;height:1.5pt" o:hralign="center" o:hrstd="t" o:hr="t" fillcolor="#a0a0a0" stroked="f"/>
         </w:pict>
       </w:r>
     </w:p>
@@ -4969,6 +4793,7 @@
           </w:tcPr>
           <w:p>
             <w:r>
+              <w:lastRenderedPageBreak/>
               <w:t>Before GROUP BY</w:t>
             </w:r>
           </w:p>
@@ -5027,13 +4852,8 @@
       </w:r>
     </w:p>
     <w:p>
-      <w:proofErr w:type="gramStart"/>
-      <w:r>
-        <w:t>AVG(</w:t>
-      </w:r>
-      <w:proofErr w:type="gramEnd"/>
-      <w:r>
-        <w:t>salary)</w:t>
+      <w:r>
+        <w:t>AVG(salary)</w:t>
       </w:r>
     </w:p>
     <w:p>
@@ -5043,168 +4863,135 @@
     </w:p>
     <w:p>
       <w:r>
+        <w:t>GROUP BY department</w:t>
+      </w:r>
+    </w:p>
+    <w:p>
+      <w:r>
+        <w:t>HAVING AVG(salary)&gt;50000;</w:t>
+      </w:r>
+    </w:p>
+    <w:p>
+      <w:r>
+        <w:pict w14:anchorId="797F5810">
+          <v:rect id="_x0000_i1049" style="width:0;height:1.5pt" o:hralign="center" o:hrstd="t" o:hr="t" fillcolor="#a0a0a0" stroked="f"/>
+        </w:pict>
+      </w:r>
+    </w:p>
+    <w:p>
+      <w:pPr>
+        <w:rPr>
+          <w:b/>
+          <w:bCs/>
+        </w:rPr>
+      </w:pPr>
+      <w:r>
+        <w:rPr>
+          <w:b/>
+          <w:bCs/>
+        </w:rPr>
+        <w:t>26. Student Result Ranking</w:t>
+      </w:r>
+    </w:p>
+    <w:p>
+      <w:r>
+        <w:t>Generally</w:t>
+      </w:r>
+    </w:p>
+    <w:p>
+      <w:r>
+        <w:rPr>
+          <w:b/>
+          <w:bCs/>
+        </w:rPr>
+        <w:t>RANK()</w:t>
+      </w:r>
+    </w:p>
+    <w:p>
+      <w:r>
+        <w:t>If competition ranking is needed.</w:t>
+      </w:r>
+    </w:p>
+    <w:p>
+      <w:r>
+        <w:t>Example</w:t>
+      </w:r>
+    </w:p>
+    <w:p>
+      <w:r>
+        <w:t>Marks</w:t>
+      </w:r>
+    </w:p>
+    <w:p>
+      <w:r>
+        <w:t>95</w:t>
+      </w:r>
+    </w:p>
+    <w:p>
+      <w:r>
+        <w:t>95</w:t>
+      </w:r>
+    </w:p>
+    <w:p>
+      <w:r>
+        <w:t>90</w:t>
+      </w:r>
+    </w:p>
+    <w:p>
+      <w:r>
+        <w:t>Ranks</w:t>
+      </w:r>
+    </w:p>
+    <w:p>
+      <w:r>
+        <w:t>1</w:t>
+      </w:r>
+    </w:p>
+    <w:p>
+      <w:r>
+        <w:t>1</w:t>
+      </w:r>
+    </w:p>
+    <w:p>
+      <w:r>
+        <w:t>3</w:t>
+      </w:r>
+    </w:p>
+    <w:p>
+      <w:r>
+        <w:t xml:space="preserve">If consecutive numbering is required, use </w:t>
+      </w:r>
+      <w:r>
+        <w:rPr>
+          <w:b/>
+          <w:bCs/>
+        </w:rPr>
+        <w:t>DENSE_RANK()</w:t>
+      </w:r>
+      <w:r>
+        <w:t>.</w:t>
+      </w:r>
+    </w:p>
+    <w:p>
+      <w:r>
+        <w:pict w14:anchorId="2562631D">
+          <v:rect id="_x0000_i1050" style="width:0;height:1.5pt" o:hralign="center" o:hrstd="t" o:hr="t" fillcolor="#a0a0a0" stroked="f"/>
+        </w:pict>
+      </w:r>
+    </w:p>
+    <w:p>
+      <w:pPr>
+        <w:rPr>
+          <w:b/>
+          <w:bCs/>
+        </w:rPr>
+      </w:pPr>
+      <w:r>
+        <w:rPr>
+          <w:b/>
+          <w:bCs/>
+        </w:rPr>
         <w:lastRenderedPageBreak/>
-        <w:t>GROUP BY department</w:t>
-      </w:r>
-    </w:p>
-    <w:p>
-      <w:r>
-        <w:t xml:space="preserve">HAVING </w:t>
-      </w:r>
-      <w:proofErr w:type="gramStart"/>
-      <w:r>
-        <w:t>AVG(</w:t>
-      </w:r>
-      <w:proofErr w:type="gramEnd"/>
-      <w:r>
-        <w:t>salary)&gt;50000;</w:t>
-      </w:r>
-    </w:p>
-    <w:p>
-      <w:r>
-        <w:pict w14:anchorId="797F5810">
-          <v:rect id="_x0000_i1422" style="width:0;height:1.5pt" o:hralign="center" o:hrstd="t" o:hr="t" fillcolor="#a0a0a0" stroked="f"/>
-        </w:pict>
-      </w:r>
-    </w:p>
-    <w:p>
-      <w:pPr>
-        <w:rPr>
-          <w:b/>
-          <w:bCs/>
-        </w:rPr>
-      </w:pPr>
-      <w:r>
-        <w:rPr>
-          <w:b/>
-          <w:bCs/>
-        </w:rPr>
-        <w:t>26. Student Result Ranking</w:t>
-      </w:r>
-    </w:p>
-    <w:p>
-      <w:r>
-        <w:t>Generally</w:t>
-      </w:r>
-    </w:p>
-    <w:p>
-      <w:proofErr w:type="gramStart"/>
-      <w:r>
-        <w:rPr>
-          <w:b/>
-          <w:bCs/>
-        </w:rPr>
-        <w:t>RANK(</w:t>
-      </w:r>
-      <w:proofErr w:type="gramEnd"/>
-      <w:r>
-        <w:rPr>
-          <w:b/>
-          <w:bCs/>
-        </w:rPr>
-        <w:t>)</w:t>
-      </w:r>
-    </w:p>
-    <w:p>
-      <w:r>
-        <w:t>If competition ranking is needed.</w:t>
-      </w:r>
-    </w:p>
-    <w:p>
-      <w:r>
-        <w:t>Example</w:t>
-      </w:r>
-    </w:p>
-    <w:p>
-      <w:r>
-        <w:t>Marks</w:t>
-      </w:r>
-    </w:p>
-    <w:p>
-      <w:r>
-        <w:t>95</w:t>
-      </w:r>
-    </w:p>
-    <w:p>
-      <w:r>
-        <w:t>95</w:t>
-      </w:r>
-    </w:p>
-    <w:p>
-      <w:r>
-        <w:t>90</w:t>
-      </w:r>
-    </w:p>
-    <w:p>
-      <w:r>
-        <w:t>Ranks</w:t>
-      </w:r>
-    </w:p>
-    <w:p>
-      <w:r>
-        <w:t>1</w:t>
-      </w:r>
-    </w:p>
-    <w:p>
-      <w:r>
-        <w:t>1</w:t>
-      </w:r>
-    </w:p>
-    <w:p>
-      <w:r>
-        <w:t>3</w:t>
-      </w:r>
-    </w:p>
-    <w:p>
-      <w:r>
-        <w:t xml:space="preserve">If consecutive numbering is required, use </w:t>
-      </w:r>
-      <w:r>
-        <w:rPr>
-          <w:b/>
-          <w:bCs/>
-        </w:rPr>
-        <w:t>DENSE_</w:t>
-      </w:r>
-      <w:proofErr w:type="gramStart"/>
-      <w:r>
-        <w:rPr>
-          <w:b/>
-          <w:bCs/>
-        </w:rPr>
-        <w:t>RANK(</w:t>
-      </w:r>
-      <w:proofErr w:type="gramEnd"/>
-      <w:r>
-        <w:rPr>
-          <w:b/>
-          <w:bCs/>
-        </w:rPr>
-        <w:t>)</w:t>
-      </w:r>
-      <w:r>
-        <w:t>.</w:t>
-      </w:r>
-    </w:p>
-    <w:p>
-      <w:r>
-        <w:pict w14:anchorId="2562631D">
-          <v:rect id="_x0000_i1423" style="width:0;height:1.5pt" o:hralign="center" o:hrstd="t" o:hr="t" fillcolor="#a0a0a0" stroked="f"/>
-        </w:pict>
-      </w:r>
-    </w:p>
-    <w:p>
-      <w:pPr>
-        <w:rPr>
-          <w:b/>
-          <w:bCs/>
-        </w:rPr>
-      </w:pPr>
-      <w:r>
-        <w:rPr>
-          <w:b/>
-          <w:bCs/>
-        </w:rPr>
         <w:t>27. OUTER JOIN vs CROSS JOIN</w:t>
       </w:r>
     </w:p>
@@ -5350,14 +5137,123 @@
     </w:p>
     <w:p>
       <w:r>
+        <w:t>6 rows</w:t>
+      </w:r>
+    </w:p>
+    <w:p>
+      <w:r>
+        <w:pict w14:anchorId="4A810868">
+          <v:rect id="_x0000_i1051" style="width:0;height:1.5pt" o:hralign="center" o:hrstd="t" o:hr="t" fillcolor="#a0a0a0" stroked="f"/>
+        </w:pict>
+      </w:r>
+    </w:p>
+    <w:p>
+      <w:pPr>
+        <w:rPr>
+          <w:b/>
+          <w:bCs/>
+        </w:rPr>
+      </w:pPr>
+      <w:r>
+        <w:rPr>
+          <w:b/>
+          <w:bCs/>
+        </w:rPr>
+        <w:t>28. INNER JOIN vs LEFT JOIN</w:t>
+      </w:r>
+    </w:p>
+    <w:p>
+      <w:r>
+        <w:t>INNER JOIN</w:t>
+      </w:r>
+    </w:p>
+    <w:p>
+      <w:r>
+        <w:t>Only matching rows.</w:t>
+      </w:r>
+    </w:p>
+    <w:p>
+      <w:r>
+        <w:t>LEFT JOIN</w:t>
+      </w:r>
+    </w:p>
+    <w:p>
+      <w:r>
+        <w:t>Returns all left table rows even if no match exists.</w:t>
+      </w:r>
+    </w:p>
+    <w:p>
+      <w:r>
+        <w:pict w14:anchorId="532C5273">
+          <v:rect id="_x0000_i1052" style="width:0;height:1.5pt" o:hralign="center" o:hrstd="t" o:hr="t" fillcolor="#a0a0a0" stroked="f"/>
+        </w:pict>
+      </w:r>
+    </w:p>
+    <w:p>
+      <w:pPr>
+        <w:rPr>
+          <w:b/>
+          <w:bCs/>
+        </w:rPr>
+      </w:pPr>
+      <w:r>
+        <w:rPr>
+          <w:b/>
+          <w:bCs/>
+        </w:rPr>
+        <w:t>29. LEAD vs LAG</w:t>
+      </w:r>
+    </w:p>
+    <w:p>
+      <w:r>
+        <w:t>LEAD()</w:t>
+      </w:r>
+    </w:p>
+    <w:p>
+      <w:r>
+        <w:t>Returns next row.</w:t>
+      </w:r>
+    </w:p>
+    <w:p>
+      <w:r>
+        <w:t>LAG()</w:t>
+      </w:r>
+    </w:p>
+    <w:p>
+      <w:r>
+        <w:t>Returns previous row.</w:t>
+      </w:r>
+    </w:p>
+    <w:p>
+      <w:r>
+        <w:t>Example</w:t>
+      </w:r>
+    </w:p>
+    <w:p>
+      <w:r>
+        <w:t>SELECT</w:t>
+      </w:r>
+    </w:p>
+    <w:p>
+      <w:r>
+        <w:t>salary,</w:t>
+      </w:r>
+    </w:p>
+    <w:p>
+      <w:r>
+        <w:t>LEAD(salary) OVER(ORDER BY salary)</w:t>
+      </w:r>
+    </w:p>
+    <w:p>
+      <w:r>
+        <w:t>FROM Employee;</w:t>
+      </w:r>
+    </w:p>
+    <w:p>
+      <w:r>
         <w:lastRenderedPageBreak/>
-        <w:t>6 rows</w:t>
-      </w:r>
-    </w:p>
-    <w:p>
-      <w:r>
-        <w:pict w14:anchorId="4A810868">
-          <v:rect id="_x0000_i1424" style="width:0;height:1.5pt" o:hralign="center" o:hrstd="t" o:hr="t" fillcolor="#a0a0a0" stroked="f"/>
+        <w:pict w14:anchorId="6663E95B">
+          <v:rect id="_x0000_i1053" style="width:0;height:1.5pt" o:hralign="center" o:hrstd="t" o:hr="t" fillcolor="#a0a0a0" stroked="f"/>
         </w:pict>
       </w:r>
     </w:p>
@@ -5373,33 +5269,82 @@
           <w:b/>
           <w:bCs/>
         </w:rPr>
-        <w:t>28. INNER JOIN vs LEFT JOIN</w:t>
-      </w:r>
-    </w:p>
-    <w:p>
-      <w:r>
-        <w:t>INNER JOIN</w:t>
-      </w:r>
-    </w:p>
-    <w:p>
-      <w:r>
-        <w:t>Only matching rows.</w:t>
-      </w:r>
-    </w:p>
-    <w:p>
-      <w:r>
-        <w:t>LEFT JOIN</w:t>
-      </w:r>
-    </w:p>
-    <w:p>
-      <w:r>
-        <w:t>Returns all left table rows even if no match exists.</w:t>
-      </w:r>
-    </w:p>
-    <w:p>
-      <w:r>
-        <w:pict w14:anchorId="532C5273">
-          <v:rect id="_x0000_i1425" style="width:0;height:1.5pt" o:hralign="center" o:hrstd="t" o:hr="t" fillcolor="#a0a0a0" stroked="f"/>
+        <w:t>30. SQL Query Execution Order</w:t>
+      </w:r>
+    </w:p>
+    <w:p>
+      <w:r>
+        <w:t>Actual execution order</w:t>
+      </w:r>
+    </w:p>
+    <w:p>
+      <w:r>
+        <w:t>FROM</w:t>
+      </w:r>
+    </w:p>
+    <w:p/>
+    <w:p>
+      <w:r>
+        <w:t>JOIN</w:t>
+      </w:r>
+    </w:p>
+    <w:p/>
+    <w:p>
+      <w:r>
+        <w:t>ON</w:t>
+      </w:r>
+    </w:p>
+    <w:p/>
+    <w:p>
+      <w:r>
+        <w:t>WHERE</w:t>
+      </w:r>
+    </w:p>
+    <w:p/>
+    <w:p>
+      <w:r>
+        <w:t>GROUP BY</w:t>
+      </w:r>
+    </w:p>
+    <w:p/>
+    <w:p>
+      <w:r>
+        <w:t>HAVING</w:t>
+      </w:r>
+    </w:p>
+    <w:p/>
+    <w:p>
+      <w:r>
+        <w:t>SELECT</w:t>
+      </w:r>
+    </w:p>
+    <w:p/>
+    <w:p>
+      <w:r>
+        <w:t>DISTINCT</w:t>
+      </w:r>
+    </w:p>
+    <w:p/>
+    <w:p>
+      <w:r>
+        <w:t>ORDER BY</w:t>
+      </w:r>
+    </w:p>
+    <w:p/>
+    <w:p>
+      <w:r>
+        <w:t>LIMIT</w:t>
+      </w:r>
+    </w:p>
+    <w:p>
+      <w:r>
+        <w:t>Very common interview question.</w:t>
+      </w:r>
+    </w:p>
+    <w:p>
+      <w:r>
+        <w:pict w14:anchorId="21FC3143">
+          <v:rect id="_x0000_i1054" style="width:0;height:1.5pt" o:hralign="center" o:hrstd="t" o:hr="t" fillcolor="#a0a0a0" stroked="f"/>
         </w:pict>
       </w:r>
     </w:p>
@@ -5415,42 +5360,7 @@
           <w:b/>
           <w:bCs/>
         </w:rPr>
-        <w:t>29. LEAD vs LAG</w:t>
-      </w:r>
-    </w:p>
-    <w:p>
-      <w:proofErr w:type="gramStart"/>
-      <w:r>
-        <w:t>LEAD(</w:t>
-      </w:r>
-      <w:proofErr w:type="gramEnd"/>
-      <w:r>
-        <w:t>)</w:t>
-      </w:r>
-    </w:p>
-    <w:p>
-      <w:r>
-        <w:t>Returns next row.</w:t>
-      </w:r>
-    </w:p>
-    <w:p>
-      <w:proofErr w:type="gramStart"/>
-      <w:r>
-        <w:t>LAG(</w:t>
-      </w:r>
-      <w:proofErr w:type="gramEnd"/>
-      <w:r>
-        <w:t>)</w:t>
-      </w:r>
-    </w:p>
-    <w:p>
-      <w:r>
-        <w:t>Returns previous row.</w:t>
-      </w:r>
-    </w:p>
-    <w:p>
-      <w:r>
-        <w:t>Example</w:t>
+        <w:t>31. ROW_NUMBER Example</w:t>
       </w:r>
     </w:p>
     <w:p>
@@ -5460,26 +5370,34 @@
     </w:p>
     <w:p>
       <w:r>
+        <w:lastRenderedPageBreak/>
+        <w:t>name,</w:t>
+      </w:r>
+    </w:p>
+    <w:p>
+      <w:r>
         <w:t>salary,</w:t>
       </w:r>
     </w:p>
     <w:p>
-      <w:proofErr w:type="gramStart"/>
-      <w:r>
-        <w:t>LEAD(</w:t>
-      </w:r>
-      <w:proofErr w:type="gramEnd"/>
-      <w:r>
-        <w:t xml:space="preserve">salary) </w:t>
-      </w:r>
-      <w:proofErr w:type="gramStart"/>
-      <w:r>
-        <w:t>OVER(</w:t>
-      </w:r>
-      <w:proofErr w:type="gramEnd"/>
-      <w:r>
-        <w:t>ORDER BY salary)</w:t>
-      </w:r>
+      <w:r>
+        <w:t>ROW_NUMBER() OVER</w:t>
+      </w:r>
+    </w:p>
+    <w:p>
+      <w:r>
+        <w:t>(ORDER BY salary DESC)</w:t>
+      </w:r>
+    </w:p>
+    <w:p>
+      <w:r>
+        <w:t xml:space="preserve">AS </w:t>
+      </w:r>
+      <w:proofErr w:type="spellStart"/>
+      <w:r>
+        <w:t>row_num</w:t>
+      </w:r>
+      <w:proofErr w:type="spellEnd"/>
     </w:p>
     <w:p>
       <w:r>
@@ -5488,8 +5406,35 @@
     </w:p>
     <w:p>
       <w:r>
-        <w:pict w14:anchorId="6663E95B">
-          <v:rect id="_x0000_i1426" style="width:0;height:1.5pt" o:hralign="center" o:hrstd="t" o:hr="t" fillcolor="#a0a0a0" stroked="f"/>
+        <w:t>Output</w:t>
+      </w:r>
+    </w:p>
+    <w:p>
+      <w:r>
+        <w:t>John 90000 1</w:t>
+      </w:r>
+    </w:p>
+    <w:p/>
+    <w:p>
+      <w:r>
+        <w:t>Alex 80000 2</w:t>
+      </w:r>
+    </w:p>
+    <w:p/>
+    <w:p>
+      <w:r>
+        <w:t>Sam 80000 3</w:t>
+      </w:r>
+    </w:p>
+    <w:p>
+      <w:r>
+        <w:t>Always unique.</w:t>
+      </w:r>
+    </w:p>
+    <w:p>
+      <w:r>
+        <w:pict w14:anchorId="62FA8BB7">
+          <v:rect id="_x0000_i1055" style="width:0;height:1.5pt" o:hralign="center" o:hrstd="t" o:hr="t" fillcolor="#a0a0a0" stroked="f"/>
         </w:pict>
       </w:r>
     </w:p>
@@ -5505,84 +5450,58 @@
           <w:b/>
           <w:bCs/>
         </w:rPr>
-        <w:t>30. SQL Query Execution Order</w:t>
-      </w:r>
-    </w:p>
-    <w:p>
-      <w:r>
-        <w:t>Actual execution order</w:t>
-      </w:r>
-    </w:p>
-    <w:p>
-      <w:r>
-        <w:t>FROM</w:t>
-      </w:r>
-    </w:p>
-    <w:p/>
-    <w:p>
-      <w:r>
-        <w:t>JOIN</w:t>
-      </w:r>
-    </w:p>
-    <w:p/>
-    <w:p>
-      <w:r>
-        <w:t>ON</w:t>
-      </w:r>
-    </w:p>
-    <w:p/>
-    <w:p>
-      <w:proofErr w:type="gramStart"/>
-      <w:r>
-        <w:t>WHERE</w:t>
-      </w:r>
-      <w:proofErr w:type="gramEnd"/>
-    </w:p>
-    <w:p/>
-    <w:p>
-      <w:r>
-        <w:t>GROUP BY</w:t>
-      </w:r>
-    </w:p>
-    <w:p/>
-    <w:p>
-      <w:r>
-        <w:t>HAVING</w:t>
-      </w:r>
-    </w:p>
-    <w:p/>
+        <w:t>32. Rank salary department-wise</w:t>
+      </w:r>
+    </w:p>
     <w:p>
       <w:r>
         <w:t>SELECT</w:t>
       </w:r>
     </w:p>
-    <w:p/>
-    <w:p>
-      <w:r>
-        <w:t>DISTINCT</w:t>
-      </w:r>
-    </w:p>
-    <w:p/>
-    <w:p>
-      <w:r>
-        <w:t>ORDER BY</w:t>
-      </w:r>
-    </w:p>
-    <w:p/>
-    <w:p>
-      <w:r>
-        <w:t>LIMIT</w:t>
-      </w:r>
-    </w:p>
-    <w:p>
-      <w:r>
-        <w:t>Very common interview question.</w:t>
-      </w:r>
-    </w:p>
-    <w:p>
-      <w:r>
-        <w:pict w14:anchorId="21FC3143">
-          <v:rect id="_x0000_i1427" style="width:0;height:1.5pt" o:hralign="center" o:hrstd="t" o:hr="t" fillcolor="#a0a0a0" stroked="f"/>
+    <w:p>
+      <w:r>
+        <w:t>department,</w:t>
+      </w:r>
+    </w:p>
+    <w:p>
+      <w:r>
+        <w:t>name,</w:t>
+      </w:r>
+    </w:p>
+    <w:p>
+      <w:r>
+        <w:t>salary,</w:t>
+      </w:r>
+    </w:p>
+    <w:p>
+      <w:r>
+        <w:t>RANK() OVER</w:t>
+      </w:r>
+    </w:p>
+    <w:p>
+      <w:r>
+        <w:t>(PARTITION BY department</w:t>
+      </w:r>
+    </w:p>
+    <w:p>
+      <w:r>
+        <w:t>ORDER BY salary DESC)</w:t>
+      </w:r>
+    </w:p>
+    <w:p>
+      <w:r>
+        <w:t>AS Rank</w:t>
+      </w:r>
+    </w:p>
+    <w:p>
+      <w:r>
+        <w:t>FROM Employee;</w:t>
+      </w:r>
+    </w:p>
+    <w:p>
+      <w:r>
+        <w:pict w14:anchorId="40CEC40C">
+          <v:rect id="_x0000_i1056" style="width:0;height:1.5pt" o:hralign="center" o:hrstd="t" o:hr="t" fillcolor="#a0a0a0" stroked="f"/>
         </w:pict>
       </w:r>
     </w:p>
@@ -5598,180 +5517,12 @@
           <w:b/>
           <w:bCs/>
         </w:rPr>
-        <w:t>31. ROW_NUMBER Example</w:t>
-      </w:r>
-    </w:p>
-    <w:p>
-      <w:r>
-        <w:t>SELECT</w:t>
-      </w:r>
-    </w:p>
-    <w:p>
-      <w:r>
-        <w:t>name,</w:t>
-      </w:r>
-    </w:p>
-    <w:p>
-      <w:r>
-        <w:t>salary,</w:t>
-      </w:r>
-    </w:p>
-    <w:p>
-      <w:r>
-        <w:t>ROW_</w:t>
-      </w:r>
-      <w:proofErr w:type="gramStart"/>
-      <w:r>
-        <w:t>NUMBER(</w:t>
-      </w:r>
-      <w:proofErr w:type="gramEnd"/>
-      <w:r>
-        <w:t>) OVER</w:t>
-      </w:r>
-    </w:p>
-    <w:p>
-      <w:r>
-        <w:t>(ORDER BY salary DESC)</w:t>
-      </w:r>
-    </w:p>
-    <w:p>
-      <w:r>
-        <w:t xml:space="preserve">AS </w:t>
-      </w:r>
-      <w:proofErr w:type="spellStart"/>
-      <w:r>
-        <w:t>row_num</w:t>
-      </w:r>
-      <w:proofErr w:type="spellEnd"/>
-    </w:p>
-    <w:p>
-      <w:r>
-        <w:t>FROM Employee;</w:t>
-      </w:r>
-    </w:p>
-    <w:p>
-      <w:r>
-        <w:t>Output</w:t>
-      </w:r>
-    </w:p>
-    <w:p>
-      <w:r>
-        <w:t>John 90000 1</w:t>
-      </w:r>
-    </w:p>
-    <w:p/>
-    <w:p>
-      <w:r>
-        <w:t>Alex 80000 2</w:t>
-      </w:r>
-    </w:p>
-    <w:p/>
-    <w:p>
-      <w:r>
-        <w:t>Sam 80000 3</w:t>
-      </w:r>
-    </w:p>
-    <w:p>
-      <w:r>
-        <w:t>Always unique.</w:t>
-      </w:r>
-    </w:p>
-    <w:p>
-      <w:r>
-        <w:pict w14:anchorId="62FA8BB7">
-          <v:rect id="_x0000_i1428" style="width:0;height:1.5pt" o:hralign="center" o:hrstd="t" o:hr="t" fillcolor="#a0a0a0" stroked="f"/>
-        </w:pict>
-      </w:r>
-    </w:p>
-    <w:p>
-      <w:pPr>
-        <w:rPr>
-          <w:b/>
-          <w:bCs/>
-        </w:rPr>
-      </w:pPr>
-      <w:r>
-        <w:rPr>
-          <w:b/>
-          <w:bCs/>
-        </w:rPr>
-        <w:t>32. Rank salary department-wise</w:t>
-      </w:r>
-    </w:p>
-    <w:p>
-      <w:r>
-        <w:t>SELECT</w:t>
-      </w:r>
-    </w:p>
-    <w:p>
-      <w:r>
-        <w:t>department,</w:t>
-      </w:r>
-    </w:p>
-    <w:p>
-      <w:r>
-        <w:t>name,</w:t>
-      </w:r>
-    </w:p>
-    <w:p>
-      <w:r>
-        <w:t>salary,</w:t>
-      </w:r>
-    </w:p>
-    <w:p>
-      <w:proofErr w:type="gramStart"/>
-      <w:r>
-        <w:t>RANK(</w:t>
-      </w:r>
-      <w:proofErr w:type="gramEnd"/>
-      <w:r>
-        <w:t>) OVER</w:t>
-      </w:r>
-    </w:p>
-    <w:p>
-      <w:r>
-        <w:t>(PARTITION BY department</w:t>
-      </w:r>
-    </w:p>
-    <w:p>
-      <w:r>
-        <w:t>ORDER BY salary DESC)</w:t>
-      </w:r>
-    </w:p>
-    <w:p>
-      <w:r>
-        <w:t>AS Rank</w:t>
-      </w:r>
-    </w:p>
-    <w:p>
-      <w:r>
-        <w:t>FROM Employee;</w:t>
-      </w:r>
-    </w:p>
-    <w:p>
-      <w:r>
-        <w:pict w14:anchorId="40CEC40C">
-          <v:rect id="_x0000_i1429" style="width:0;height:1.5pt" o:hralign="center" o:hrstd="t" o:hr="t" fillcolor="#a0a0a0" stroked="f"/>
-        </w:pict>
-      </w:r>
-    </w:p>
-    <w:p>
-      <w:pPr>
-        <w:rPr>
-          <w:b/>
-          <w:bCs/>
-        </w:rPr>
-      </w:pPr>
-      <w:r>
-        <w:rPr>
-          <w:b/>
-          <w:bCs/>
-        </w:rPr>
         <w:t>33. When do we use an Index?</w:t>
       </w:r>
     </w:p>
     <w:p>
       <w:r>
+        <w:lastRenderedPageBreak/>
         <w:t>Use indexes on:</w:t>
       </w:r>
     </w:p>
@@ -5804,13 +5555,8 @@
           <w:numId w:val="18"/>
         </w:numPr>
       </w:pPr>
-      <w:proofErr w:type="gramStart"/>
-      <w:r>
-        <w:t>WHERE</w:t>
-      </w:r>
-      <w:proofErr w:type="gramEnd"/>
-      <w:r>
-        <w:t xml:space="preserve"> columns</w:t>
+      <w:r>
+        <w:t>WHERE columns</w:t>
       </w:r>
     </w:p>
     <w:p>
@@ -5859,7 +5605,6 @@
         </w:numPr>
       </w:pPr>
       <w:r>
-        <w:lastRenderedPageBreak/>
         <w:t>Small tables</w:t>
       </w:r>
     </w:p>
@@ -5888,7 +5633,7 @@
     <w:p>
       <w:r>
         <w:pict w14:anchorId="5743CEA9">
-          <v:rect id="_x0000_i1430" style="width:0;height:1.5pt" o:hralign="center" o:hrstd="t" o:hr="t" fillcolor="#a0a0a0" stroked="f"/>
+          <v:rect id="_x0000_i1057" style="width:0;height:1.5pt" o:hralign="center" o:hrstd="t" o:hr="t" fillcolor="#a0a0a0" stroked="f"/>
         </w:pict>
       </w:r>
     </w:p>
@@ -5930,7 +5675,7 @@
     <w:p>
       <w:r>
         <w:pict w14:anchorId="5F5BFC1D">
-          <v:rect id="_x0000_i1431" style="width:0;height:1.5pt" o:hralign="center" o:hrstd="t" o:hr="t" fillcolor="#a0a0a0" stroked="f"/>
+          <v:rect id="_x0000_i1058" style="width:0;height:1.5pt" o:hralign="center" o:hrstd="t" o:hr="t" fillcolor="#a0a0a0" stroked="f"/>
         </w:pict>
       </w:r>
     </w:p>
@@ -5982,7 +5727,7 @@
     <w:p>
       <w:r>
         <w:pict w14:anchorId="66E3D2C1">
-          <v:rect id="_x0000_i1432" style="width:0;height:1.5pt" o:hralign="center" o:hrstd="t" o:hr="t" fillcolor="#a0a0a0" stroked="f"/>
+          <v:rect id="_x0000_i1059" style="width:0;height:1.5pt" o:hralign="center" o:hrstd="t" o:hr="t" fillcolor="#a0a0a0" stroked="f"/>
         </w:pict>
       </w:r>
     </w:p>
@@ -5998,6 +5743,7 @@
           <w:b/>
           <w:bCs/>
         </w:rPr>
+        <w:lastRenderedPageBreak/>
         <w:t>36. DDL vs DML</w:t>
       </w:r>
     </w:p>
@@ -6186,27 +5932,18 @@
     </w:tbl>
     <w:p>
       <w:r>
-        <w:t xml:space="preserve">DDL </w:t>
-      </w:r>
-      <w:proofErr w:type="gramStart"/>
-      <w:r>
-        <w:t>changes</w:t>
-      </w:r>
-      <w:proofErr w:type="gramEnd"/>
-      <w:r>
-        <w:t xml:space="preserve"> structure.</w:t>
-      </w:r>
-    </w:p>
-    <w:p>
-      <w:r>
-        <w:lastRenderedPageBreak/>
+        <w:t>DDL changes structure.</w:t>
+      </w:r>
+    </w:p>
+    <w:p>
+      <w:r>
         <w:t>DML changes data.</w:t>
       </w:r>
     </w:p>
     <w:p>
       <w:r>
         <w:pict w14:anchorId="4D19175F">
-          <v:rect id="_x0000_i1433" style="width:0;height:1.5pt" o:hralign="center" o:hrstd="t" o:hr="t" fillcolor="#a0a0a0" stroked="f"/>
+          <v:rect id="_x0000_i1060" style="width:0;height:1.5pt" o:hralign="center" o:hrstd="t" o:hr="t" fillcolor="#a0a0a0" stroked="f"/>
         </w:pict>
       </w:r>
     </w:p>
@@ -6482,7 +6219,7 @@
     <w:p>
       <w:r>
         <w:pict w14:anchorId="56A26882">
-          <v:rect id="_x0000_i1434" style="width:0;height:1.5pt" o:hralign="center" o:hrstd="t" o:hr="t" fillcolor="#a0a0a0" stroked="f"/>
+          <v:rect id="_x0000_i1061" style="width:0;height:1.5pt" o:hralign="center" o:hrstd="t" o:hr="t" fillcolor="#a0a0a0" stroked="f"/>
         </w:pict>
       </w:r>
     </w:p>
@@ -6514,7 +6251,7 @@
     <w:p>
       <w:r>
         <w:pict w14:anchorId="2F902AA1">
-          <v:rect id="_x0000_i1435" style="width:0;height:1.5pt" o:hralign="center" o:hrstd="t" o:hr="t" fillcolor="#a0a0a0" stroked="f"/>
+          <v:rect id="_x0000_i1062" style="width:0;height:1.5pt" o:hralign="center" o:hrstd="t" o:hr="t" fillcolor="#a0a0a0" stroked="f"/>
         </w:pict>
       </w:r>
     </w:p>
@@ -6535,32 +6272,19 @@
     </w:p>
     <w:p>
       <w:r>
-        <w:t xml:space="preserve">SELECT </w:t>
-      </w:r>
-      <w:proofErr w:type="gramStart"/>
-      <w:r>
-        <w:t>CONCAT(</w:t>
+        <w:t>SELECT CONCAT(</w:t>
       </w:r>
       <w:proofErr w:type="spellStart"/>
-      <w:proofErr w:type="gramEnd"/>
       <w:r>
         <w:t>first_name</w:t>
       </w:r>
       <w:proofErr w:type="spellEnd"/>
       <w:r>
-        <w:t xml:space="preserve">,' </w:t>
-      </w:r>
-      <w:proofErr w:type="gramStart"/>
-      <w:r>
-        <w:t>',</w:t>
+        <w:t>,' ',</w:t>
       </w:r>
       <w:proofErr w:type="spellStart"/>
       <w:r>
-        <w:t>last</w:t>
-      </w:r>
-      <w:proofErr w:type="gramEnd"/>
-      <w:r>
-        <w:t>_name</w:t>
+        <w:t>last_name</w:t>
       </w:r>
       <w:proofErr w:type="spellEnd"/>
       <w:r>
@@ -6574,8 +6298,9 @@
     </w:p>
     <w:p>
       <w:r>
+        <w:lastRenderedPageBreak/>
         <w:pict w14:anchorId="48C02F70">
-          <v:rect id="_x0000_i1436" style="width:0;height:1.5pt" o:hralign="center" o:hrstd="t" o:hr="t" fillcolor="#a0a0a0" stroked="f"/>
+          <v:rect id="_x0000_i1063" style="width:0;height:1.5pt" o:hralign="center" o:hrstd="t" o:hr="t" fillcolor="#a0a0a0" stroked="f"/>
         </w:pict>
       </w:r>
     </w:p>
@@ -6615,7 +6340,7 @@
     <w:p>
       <w:r>
         <w:pict w14:anchorId="0FE8CA6F">
-          <v:rect id="_x0000_i1437" style="width:0;height:1.5pt" o:hralign="center" o:hrstd="t" o:hr="t" fillcolor="#a0a0a0" stroked="f"/>
+          <v:rect id="_x0000_i1064" style="width:0;height:1.5pt" o:hralign="center" o:hrstd="t" o:hr="t" fillcolor="#a0a0a0" stroked="f"/>
         </w:pict>
       </w:r>
     </w:p>
@@ -6673,7 +6398,6 @@
                 <w:b/>
                 <w:bCs/>
               </w:rPr>
-              <w:lastRenderedPageBreak/>
               <w:t>Star</w:t>
             </w:r>
           </w:p>
@@ -6792,7 +6516,7 @@
     <w:p>
       <w:r>
         <w:pict w14:anchorId="70AAC9A1">
-          <v:rect id="_x0000_i1438" style="width:0;height:1.5pt" o:hralign="center" o:hrstd="t" o:hr="t" fillcolor="#a0a0a0" stroked="f"/>
+          <v:rect id="_x0000_i1065" style="width:0;height:1.5pt" o:hralign="center" o:hrstd="t" o:hr="t" fillcolor="#a0a0a0" stroked="f"/>
         </w:pict>
       </w:r>
     </w:p>
@@ -6819,7 +6543,7 @@
     <w:p>
       <w:r>
         <w:pict w14:anchorId="6306265D">
-          <v:rect id="_x0000_i1439" style="width:0;height:1.5pt" o:hralign="center" o:hrstd="t" o:hr="t" fillcolor="#a0a0a0" stroked="f"/>
+          <v:rect id="_x0000_i1066" style="width:0;height:1.5pt" o:hralign="center" o:hrstd="t" o:hr="t" fillcolor="#a0a0a0" stroked="f"/>
         </w:pict>
       </w:r>
     </w:p>
@@ -6853,27 +6577,347 @@
         <w:t>AUTO_INCREMENT</w:t>
       </w:r>
     </w:p>
+    <w:p>
+      <w:r>
+        <w:t>IDENTITY</w:t>
+      </w:r>
+    </w:p>
+    <w:p>
+      <w:r>
+        <w:t>UUID</w:t>
+      </w:r>
+    </w:p>
+    <w:p>
+      <w:r>
+        <w:t>No business meaning.</w:t>
+      </w:r>
+    </w:p>
+    <w:p>
+      <w:r>
+        <w:t>A Surrogate Key is a system-generated unique key that has no business meaning. It is typically an auto-increment integer or a UUID and is used as the primary key to uniquely identify records.</w:t>
+      </w:r>
+    </w:p>
+    <w:p>
+      <w:r>
+        <w:pict w14:anchorId="7DFAA7CE">
+          <v:rect id="_x0000_i1067" style="width:0;height:1.5pt" o:hralign="center" o:hrstd="t" o:hr="t" fillcolor="#a0a0a0" stroked="f"/>
+        </w:pict>
+      </w:r>
+    </w:p>
+    <w:p>
+      <w:pPr>
+        <w:rPr>
+          <w:b/>
+          <w:bCs/>
+        </w:rPr>
+      </w:pPr>
+      <w:r>
+        <w:rPr>
+          <w:b/>
+          <w:bCs/>
+        </w:rPr>
+        <w:t>44. Drop Primary Key</w:t>
+      </w:r>
+    </w:p>
+    <w:p>
+      <w:r>
+        <w:lastRenderedPageBreak/>
+        <w:t>MySQL</w:t>
+      </w:r>
+    </w:p>
+    <w:p>
+      <w:r>
+        <w:t>ALTER TABLE Employee</w:t>
+      </w:r>
+    </w:p>
+    <w:p>
+      <w:r>
+        <w:t>DROP PRIMARY KEY;</w:t>
+      </w:r>
+    </w:p>
+    <w:p>
+      <w:r>
+        <w:t>SQL Server</w:t>
+      </w:r>
+    </w:p>
+    <w:p>
+      <w:r>
+        <w:t>ALTER TABLE Employee</w:t>
+      </w:r>
+    </w:p>
+    <w:p>
+      <w:r>
+        <w:t xml:space="preserve">DROP CONSTRAINT </w:t>
+      </w:r>
+      <w:proofErr w:type="spellStart"/>
+      <w:r>
+        <w:t>PK_Employee</w:t>
+      </w:r>
+      <w:proofErr w:type="spellEnd"/>
+      <w:r>
+        <w:t>;</w:t>
+      </w:r>
+    </w:p>
+    <w:p>
+      <w:r>
+        <w:pict w14:anchorId="14048ADE">
+          <v:rect id="_x0000_i1068" style="width:0;height:1.5pt" o:hralign="center" o:hrstd="t" o:hr="t" fillcolor="#a0a0a0" stroked="f"/>
+        </w:pict>
+      </w:r>
+    </w:p>
+    <w:p>
+      <w:pPr>
+        <w:rPr>
+          <w:b/>
+          <w:bCs/>
+        </w:rPr>
+      </w:pPr>
+      <w:r>
+        <w:rPr>
+          <w:b/>
+          <w:bCs/>
+        </w:rPr>
+        <w:t>45. View</w:t>
+      </w:r>
+    </w:p>
+    <w:p>
+      <w:r>
+        <w:t>Virtual table.</w:t>
+      </w:r>
+    </w:p>
+    <w:p>
+      <w:r>
+        <w:t>Stores SQL query.</w:t>
+      </w:r>
+    </w:p>
+    <w:p>
+      <w:r>
+        <w:t>Does not store data itself.</w:t>
+      </w:r>
+    </w:p>
+    <w:p>
+      <w:r>
+        <w:pict w14:anchorId="0D501209">
+          <v:rect id="_x0000_i1069" style="width:0;height:1.5pt" o:hralign="center" o:hrstd="t" o:hr="t" fillcolor="#a0a0a0" stroked="f"/>
+        </w:pict>
+      </w:r>
+    </w:p>
+    <w:p>
+      <w:pPr>
+        <w:rPr>
+          <w:b/>
+          <w:bCs/>
+        </w:rPr>
+      </w:pPr>
+      <w:r>
+        <w:rPr>
+          <w:b/>
+          <w:bCs/>
+        </w:rPr>
+        <w:t>46. Table and View have same Row ID?</w:t>
+      </w:r>
+    </w:p>
+    <w:p>
+      <w:r>
+        <w:t>No.</w:t>
+      </w:r>
+    </w:p>
+    <w:p>
+      <w:r>
+        <w:t>View does not own rows.</w:t>
+      </w:r>
+    </w:p>
+    <w:p>
+      <w:r>
+        <w:t>It displays rows from base tables.</w:t>
+      </w:r>
+    </w:p>
+    <w:p>
+      <w:r>
+        <w:pict w14:anchorId="53D09D43">
+          <v:rect id="_x0000_i1070" style="width:0;height:1.5pt" o:hralign="center" o:hrstd="t" o:hr="t" fillcolor="#a0a0a0" stroked="f"/>
+        </w:pict>
+      </w:r>
+    </w:p>
+    <w:p>
+      <w:pPr>
+        <w:rPr>
+          <w:b/>
+          <w:bCs/>
+        </w:rPr>
+      </w:pPr>
+      <w:r>
+        <w:rPr>
+          <w:b/>
+          <w:bCs/>
+        </w:rPr>
+        <w:t>47. Materialized View</w:t>
+      </w:r>
+    </w:p>
+    <w:p>
+      <w:r>
+        <w:t>Stores actual data physically.</w:t>
+      </w:r>
+    </w:p>
+    <w:p>
+      <w:r>
+        <w:t>Needs refresh.</w:t>
+      </w:r>
+    </w:p>
+    <w:p>
+      <w:r>
+        <w:t>Faster than View.</w:t>
+      </w:r>
+    </w:p>
+    <w:p>
+      <w:r>
+        <w:pict w14:anchorId="052E03D0">
+          <v:rect id="_x0000_i1071" style="width:0;height:1.5pt" o:hralign="center" o:hrstd="t" o:hr="t" fillcolor="#a0a0a0" stroked="f"/>
+        </w:pict>
+      </w:r>
+    </w:p>
+    <w:p>
+      <w:pPr>
+        <w:rPr>
+          <w:b/>
+          <w:bCs/>
+        </w:rPr>
+      </w:pPr>
+      <w:r>
+        <w:rPr>
+          <w:b/>
+          <w:bCs/>
+        </w:rPr>
+        <w:t>48. If Main Table is Dropped, Will View Exist?</w:t>
+      </w:r>
+    </w:p>
+    <w:p>
+      <w:r>
+        <w:t>The view definition may still exist in many databases, but querying it will fail because the underlying table no longer exists. (Behavior can vary slightly by database.)</w:t>
+      </w:r>
+    </w:p>
+    <w:p>
+      <w:r>
+        <w:pict w14:anchorId="5154E853">
+          <v:rect id="_x0000_i1072" style="width:0;height:1.5pt" o:hralign="center" o:hrstd="t" o:hr="t" fillcolor="#a0a0a0" stroked="f"/>
+        </w:pict>
+      </w:r>
+    </w:p>
+    <w:p>
+      <w:pPr>
+        <w:rPr>
+          <w:b/>
+          <w:bCs/>
+        </w:rPr>
+      </w:pPr>
+      <w:r>
+        <w:rPr>
+          <w:b/>
+          <w:bCs/>
+        </w:rPr>
+        <w:lastRenderedPageBreak/>
+        <w:t>49. Materialized View and Table have same Row ID?</w:t>
+      </w:r>
+    </w:p>
+    <w:p>
+      <w:r>
+        <w:t>No.</w:t>
+      </w:r>
+    </w:p>
+    <w:p>
+      <w:r>
+        <w:t>Materialized View stores its own copy of data.</w:t>
+      </w:r>
+    </w:p>
+    <w:p>
+      <w:r>
+        <w:pict w14:anchorId="4161A6F9">
+          <v:rect id="_x0000_i1073" style="width:0;height:1.5pt" o:hralign="center" o:hrstd="t" o:hr="t" fillcolor="#a0a0a0" stroked="f"/>
+        </w:pict>
+      </w:r>
+    </w:p>
+    <w:p>
+      <w:pPr>
+        <w:rPr>
+          <w:b/>
+          <w:bCs/>
+        </w:rPr>
+      </w:pPr>
+      <w:r>
+        <w:rPr>
+          <w:b/>
+          <w:bCs/>
+        </w:rPr>
+        <w:t>50. Materialized View takes Physical Space?</w:t>
+      </w:r>
+    </w:p>
+    <w:p>
+      <w:r>
+        <w:rPr>
+          <w:b/>
+          <w:bCs/>
+        </w:rPr>
+        <w:t>Yes.</w:t>
+      </w:r>
+    </w:p>
+    <w:p>
+      <w:r>
+        <w:t>Unlike View.</w:t>
+      </w:r>
+    </w:p>
+    <w:p>
+      <w:r>
+        <w:pict w14:anchorId="5A4F6ABC">
+          <v:rect id="_x0000_i1074" style="width:0;height:1.5pt" o:hralign="center" o:hrstd="t" o:hr="t" fillcolor="#a0a0a0" stroked="f"/>
+        </w:pict>
+      </w:r>
+    </w:p>
+    <w:p>
+      <w:pPr>
+        <w:rPr>
+          <w:b/>
+          <w:bCs/>
+        </w:rPr>
+      </w:pPr>
+      <w:r>
+        <w:rPr>
+          <w:b/>
+          <w:bCs/>
+        </w:rPr>
+        <w:t>51. DDL on View?</w:t>
+      </w:r>
+    </w:p>
+    <w:p>
+      <w:r>
+        <w:t>Generally</w:t>
+      </w:r>
+    </w:p>
+    <w:p>
+      <w:r>
+        <w:t>CREATE VIEW</w:t>
+      </w:r>
+    </w:p>
     <w:p/>
     <w:p>
       <w:r>
-        <w:t>IDENTITY</w:t>
+        <w:t>ALTER VIEW</w:t>
       </w:r>
     </w:p>
     <w:p/>
     <w:p>
       <w:r>
-        <w:t>UUID</w:t>
-      </w:r>
-    </w:p>
-    <w:p>
-      <w:r>
-        <w:t>No business meaning.</w:t>
-      </w:r>
-    </w:p>
-    <w:p>
-      <w:r>
-        <w:pict w14:anchorId="7DFAA7CE">
-          <v:rect id="_x0000_i1440" style="width:0;height:1.5pt" o:hralign="center" o:hrstd="t" o:hr="t" fillcolor="#a0a0a0" stroked="f"/>
+        <w:t>DROP VIEW</w:t>
+      </w:r>
+    </w:p>
+    <w:p>
+      <w:r>
+        <w:t>You cannot add columns directly to a view as you do with a table; you modify the view definition instead.</w:t>
+      </w:r>
+    </w:p>
+    <w:p>
+      <w:r>
+        <w:pict w14:anchorId="33BE84B1">
+          <v:rect id="_x0000_i1075" style="width:0;height:1.5pt" o:hralign="center" o:hrstd="t" o:hr="t" fillcolor="#a0a0a0" stroked="f"/>
         </w:pict>
       </w:r>
     </w:p>
@@ -6889,7 +6933,165 @@
           <w:b/>
           <w:bCs/>
         </w:rPr>
-        <w:t>44. Drop Primary Key</w:t>
+        <w:t>52. DML on Materialized View?</w:t>
+      </w:r>
+    </w:p>
+    <w:p>
+      <w:r>
+        <w:t xml:space="preserve">Usually </w:t>
+      </w:r>
+      <w:r>
+        <w:rPr>
+          <w:b/>
+          <w:bCs/>
+        </w:rPr>
+        <w:t>No</w:t>
+      </w:r>
+      <w:r>
+        <w:t>.</w:t>
+      </w:r>
+    </w:p>
+    <w:p>
+      <w:r>
+        <w:t>You normally update the base table.</w:t>
+      </w:r>
+    </w:p>
+    <w:p>
+      <w:r>
+        <w:t>(Some databases have limited exceptions.)</w:t>
+      </w:r>
+    </w:p>
+    <w:p>
+      <w:r>
+        <w:pict w14:anchorId="2EF53E56">
+          <v:rect id="_x0000_i1076" style="width:0;height:1.5pt" o:hralign="center" o:hrstd="t" o:hr="t" fillcolor="#a0a0a0" stroked="f"/>
+        </w:pict>
+      </w:r>
+    </w:p>
+    <w:p>
+      <w:pPr>
+        <w:rPr>
+          <w:b/>
+          <w:bCs/>
+        </w:rPr>
+      </w:pPr>
+      <w:r>
+        <w:rPr>
+          <w:b/>
+          <w:bCs/>
+        </w:rPr>
+        <w:t>53. DDL on Materialized View?</w:t>
+      </w:r>
+    </w:p>
+    <w:p>
+      <w:r>
+        <w:t>Yes.</w:t>
+      </w:r>
+    </w:p>
+    <w:p>
+      <w:r>
+        <w:t>CREATE MATERIALIZED VIEW</w:t>
+      </w:r>
+    </w:p>
+    <w:p/>
+    <w:p>
+      <w:r>
+        <w:t>DROP MATERIALIZED VIEW</w:t>
+      </w:r>
+    </w:p>
+    <w:p/>
+    <w:p>
+      <w:r>
+        <w:t>ALTER MATERIALIZED VIEW</w:t>
+      </w:r>
+    </w:p>
+    <w:p>
+      <w:r>
+        <w:pict w14:anchorId="11654063">
+          <v:rect id="_x0000_i1077" style="width:0;height:1.5pt" o:hralign="center" o:hrstd="t" o:hr="t" fillcolor="#a0a0a0" stroked="f"/>
+        </w:pict>
+      </w:r>
+    </w:p>
+    <w:p>
+      <w:pPr>
+        <w:rPr>
+          <w:b/>
+          <w:bCs/>
+        </w:rPr>
+      </w:pPr>
+      <w:r>
+        <w:rPr>
+          <w:b/>
+          <w:bCs/>
+        </w:rPr>
+        <w:t>54. What is DUAL?</w:t>
+      </w:r>
+    </w:p>
+    <w:p>
+      <w:r>
+        <w:t>DUAL is a dummy one-row table in Oracle.</w:t>
+      </w:r>
+    </w:p>
+    <w:p>
+      <w:r>
+        <w:t>Example</w:t>
+      </w:r>
+    </w:p>
+    <w:p>
+      <w:r>
+        <w:t>SELECT SYSDATE</w:t>
+      </w:r>
+    </w:p>
+    <w:p>
+      <w:r>
+        <w:t>FROM DUAL;</w:t>
+      </w:r>
+    </w:p>
+    <w:p>
+      <w:r>
+        <w:t>MySQL doesn't require DUAL.</w:t>
+      </w:r>
+    </w:p>
+    <w:p>
+      <w:r>
+        <w:pict w14:anchorId="7463D2F4">
+          <v:rect id="_x0000_i1078" style="width:0;height:1.5pt" o:hralign="center" o:hrstd="t" o:hr="t" fillcolor="#a0a0a0" stroked="f"/>
+        </w:pict>
+      </w:r>
+    </w:p>
+    <w:p>
+      <w:pPr>
+        <w:rPr>
+          <w:b/>
+          <w:bCs/>
+        </w:rPr>
+      </w:pPr>
+      <w:r>
+        <w:rPr>
+          <w:b/>
+          <w:bCs/>
+        </w:rPr>
+        <w:t>55. SYSDATE</w:t>
+      </w:r>
+    </w:p>
+    <w:p>
+      <w:r>
+        <w:t>Returns current date and time.</w:t>
+      </w:r>
+    </w:p>
+    <w:p>
+      <w:r>
+        <w:t>Oracle</w:t>
+      </w:r>
+    </w:p>
+    <w:p>
+      <w:r>
+        <w:t>SELECT SYSDATE</w:t>
+      </w:r>
+    </w:p>
+    <w:p>
+      <w:r>
+        <w:t>FROM DUAL;</w:t>
       </w:r>
     </w:p>
     <w:p>
@@ -6899,497 +7101,13 @@
     </w:p>
     <w:p>
       <w:r>
-        <w:t>ALTER TABLE Employee</w:t>
-      </w:r>
-    </w:p>
-    <w:p>
-      <w:r>
-        <w:t>DROP PRIMARY KEY;</w:t>
-      </w:r>
-    </w:p>
-    <w:p>
-      <w:r>
-        <w:t>SQL Server</w:t>
-      </w:r>
-    </w:p>
-    <w:p>
-      <w:r>
-        <w:t>ALTER TABLE Employee</w:t>
-      </w:r>
-    </w:p>
-    <w:p>
-      <w:r>
-        <w:t xml:space="preserve">DROP CONSTRAINT </w:t>
-      </w:r>
-      <w:proofErr w:type="spellStart"/>
-      <w:r>
-        <w:t>PK_Employee</w:t>
-      </w:r>
-      <w:proofErr w:type="spellEnd"/>
-      <w:r>
-        <w:t>;</w:t>
-      </w:r>
-    </w:p>
-    <w:p>
-      <w:r>
-        <w:lastRenderedPageBreak/>
-        <w:pict w14:anchorId="14048ADE">
-          <v:rect id="_x0000_i1441" style="width:0;height:1.5pt" o:hralign="center" o:hrstd="t" o:hr="t" fillcolor="#a0a0a0" stroked="f"/>
-        </w:pict>
-      </w:r>
-    </w:p>
-    <w:p>
-      <w:pPr>
-        <w:rPr>
-          <w:b/>
-          <w:bCs/>
-        </w:rPr>
-      </w:pPr>
-      <w:r>
-        <w:rPr>
-          <w:b/>
-          <w:bCs/>
-        </w:rPr>
-        <w:t>45. View</w:t>
-      </w:r>
-    </w:p>
-    <w:p>
-      <w:r>
-        <w:t>Virtual table.</w:t>
-      </w:r>
-    </w:p>
-    <w:p>
-      <w:r>
-        <w:t>Stores SQL query.</w:t>
-      </w:r>
-    </w:p>
-    <w:p>
-      <w:r>
-        <w:t>Does not store data itself.</w:t>
-      </w:r>
-    </w:p>
-    <w:p>
-      <w:r>
-        <w:pict w14:anchorId="0D501209">
-          <v:rect id="_x0000_i1442" style="width:0;height:1.5pt" o:hralign="center" o:hrstd="t" o:hr="t" fillcolor="#a0a0a0" stroked="f"/>
-        </w:pict>
-      </w:r>
-    </w:p>
-    <w:p>
-      <w:pPr>
-        <w:rPr>
-          <w:b/>
-          <w:bCs/>
-        </w:rPr>
-      </w:pPr>
-      <w:r>
-        <w:rPr>
-          <w:b/>
-          <w:bCs/>
-        </w:rPr>
-        <w:t>46. Table and View have same Row ID?</w:t>
-      </w:r>
-    </w:p>
-    <w:p>
-      <w:r>
-        <w:t>No.</w:t>
-      </w:r>
-    </w:p>
-    <w:p>
-      <w:r>
-        <w:t>View does not own rows.</w:t>
-      </w:r>
-    </w:p>
-    <w:p>
-      <w:r>
-        <w:t>It displays rows from base tables.</w:t>
-      </w:r>
-    </w:p>
-    <w:p>
-      <w:r>
-        <w:pict w14:anchorId="53D09D43">
-          <v:rect id="_x0000_i1443" style="width:0;height:1.5pt" o:hralign="center" o:hrstd="t" o:hr="t" fillcolor="#a0a0a0" stroked="f"/>
-        </w:pict>
-      </w:r>
-    </w:p>
-    <w:p>
-      <w:pPr>
-        <w:rPr>
-          <w:b/>
-          <w:bCs/>
-        </w:rPr>
-      </w:pPr>
-      <w:r>
-        <w:rPr>
-          <w:b/>
-          <w:bCs/>
-        </w:rPr>
-        <w:t>47. Materialized View</w:t>
-      </w:r>
-    </w:p>
-    <w:p>
-      <w:r>
-        <w:t>Stores actual data physically.</w:t>
-      </w:r>
-    </w:p>
-    <w:p>
-      <w:r>
-        <w:t>Needs refresh.</w:t>
-      </w:r>
-    </w:p>
-    <w:p>
-      <w:r>
-        <w:t>Faster than View.</w:t>
-      </w:r>
-    </w:p>
-    <w:p>
-      <w:r>
-        <w:pict w14:anchorId="052E03D0">
-          <v:rect id="_x0000_i1444" style="width:0;height:1.5pt" o:hralign="center" o:hrstd="t" o:hr="t" fillcolor="#a0a0a0" stroked="f"/>
-        </w:pict>
-      </w:r>
-    </w:p>
-    <w:p>
-      <w:pPr>
-        <w:rPr>
-          <w:b/>
-          <w:bCs/>
-        </w:rPr>
-      </w:pPr>
-      <w:r>
-        <w:rPr>
-          <w:b/>
-          <w:bCs/>
-        </w:rPr>
-        <w:t>48. If Main Table is Dropped, Will View Exist?</w:t>
-      </w:r>
-    </w:p>
-    <w:p>
-      <w:r>
-        <w:t>The view definition may still exist in many databases, but querying it will fail because the underlying table no longer exists. (Behavior can vary slightly by database.)</w:t>
-      </w:r>
-    </w:p>
-    <w:p>
-      <w:r>
-        <w:pict w14:anchorId="5154E853">
-          <v:rect id="_x0000_i1445" style="width:0;height:1.5pt" o:hralign="center" o:hrstd="t" o:hr="t" fillcolor="#a0a0a0" stroked="f"/>
-        </w:pict>
-      </w:r>
-    </w:p>
-    <w:p>
-      <w:pPr>
-        <w:rPr>
-          <w:b/>
-          <w:bCs/>
-        </w:rPr>
-      </w:pPr>
-      <w:r>
-        <w:rPr>
-          <w:b/>
-          <w:bCs/>
-        </w:rPr>
-        <w:t>49. Materialized View and Table have same Row ID?</w:t>
-      </w:r>
-    </w:p>
-    <w:p>
-      <w:r>
-        <w:t>No.</w:t>
-      </w:r>
-    </w:p>
-    <w:p>
-      <w:r>
-        <w:t>Materialized View stores its own copy of data.</w:t>
-      </w:r>
-    </w:p>
-    <w:p>
-      <w:r>
-        <w:pict w14:anchorId="4161A6F9">
-          <v:rect id="_x0000_i1446" style="width:0;height:1.5pt" o:hralign="center" o:hrstd="t" o:hr="t" fillcolor="#a0a0a0" stroked="f"/>
-        </w:pict>
-      </w:r>
-    </w:p>
-    <w:p>
-      <w:pPr>
-        <w:rPr>
-          <w:b/>
-          <w:bCs/>
-        </w:rPr>
-      </w:pPr>
-      <w:r>
-        <w:rPr>
-          <w:b/>
-          <w:bCs/>
-        </w:rPr>
-        <w:t>50. Materialized View takes Physical Space?</w:t>
-      </w:r>
-    </w:p>
-    <w:p>
-      <w:r>
-        <w:rPr>
-          <w:b/>
-          <w:bCs/>
-        </w:rPr>
-        <w:t>Yes.</w:t>
-      </w:r>
-    </w:p>
-    <w:p>
-      <w:r>
-        <w:lastRenderedPageBreak/>
-        <w:t>Unlike View.</w:t>
-      </w:r>
-    </w:p>
-    <w:p>
-      <w:r>
-        <w:pict w14:anchorId="5A4F6ABC">
-          <v:rect id="_x0000_i1447" style="width:0;height:1.5pt" o:hralign="center" o:hrstd="t" o:hr="t" fillcolor="#a0a0a0" stroked="f"/>
-        </w:pict>
-      </w:r>
-    </w:p>
-    <w:p>
-      <w:pPr>
-        <w:rPr>
-          <w:b/>
-          <w:bCs/>
-        </w:rPr>
-      </w:pPr>
-      <w:r>
-        <w:rPr>
-          <w:b/>
-          <w:bCs/>
-        </w:rPr>
-        <w:t>51. DDL on View?</w:t>
-      </w:r>
-    </w:p>
-    <w:p>
-      <w:r>
-        <w:t>Generally</w:t>
-      </w:r>
-    </w:p>
-    <w:p>
-      <w:r>
-        <w:t>CREATE VIEW</w:t>
-      </w:r>
-    </w:p>
-    <w:p/>
-    <w:p>
-      <w:r>
-        <w:t>ALTER VIEW</w:t>
-      </w:r>
-    </w:p>
-    <w:p/>
-    <w:p>
-      <w:r>
-        <w:t>DROP VIEW</w:t>
-      </w:r>
-    </w:p>
-    <w:p>
-      <w:r>
-        <w:t>You cannot add columns directly to a view as you do with a table; you modify the view definition instead.</w:t>
-      </w:r>
-    </w:p>
-    <w:p>
-      <w:r>
-        <w:pict w14:anchorId="33BE84B1">
-          <v:rect id="_x0000_i1448" style="width:0;height:1.5pt" o:hralign="center" o:hrstd="t" o:hr="t" fillcolor="#a0a0a0" stroked="f"/>
-        </w:pict>
-      </w:r>
-    </w:p>
-    <w:p>
-      <w:pPr>
-        <w:rPr>
-          <w:b/>
-          <w:bCs/>
-        </w:rPr>
-      </w:pPr>
-      <w:r>
-        <w:rPr>
-          <w:b/>
-          <w:bCs/>
-        </w:rPr>
-        <w:t>52. DML on Materialized View?</w:t>
-      </w:r>
-    </w:p>
-    <w:p>
-      <w:r>
-        <w:t xml:space="preserve">Usually </w:t>
-      </w:r>
-      <w:r>
-        <w:rPr>
-          <w:b/>
-          <w:bCs/>
-        </w:rPr>
-        <w:t>No</w:t>
-      </w:r>
-      <w:r>
-        <w:t>.</w:t>
-      </w:r>
-    </w:p>
-    <w:p>
-      <w:r>
-        <w:t>You normally update the base table.</w:t>
-      </w:r>
-    </w:p>
-    <w:p>
-      <w:r>
-        <w:t>(Some databases have limited exceptions.)</w:t>
-      </w:r>
-    </w:p>
-    <w:p>
-      <w:r>
-        <w:pict w14:anchorId="2EF53E56">
-          <v:rect id="_x0000_i1449" style="width:0;height:1.5pt" o:hralign="center" o:hrstd="t" o:hr="t" fillcolor="#a0a0a0" stroked="f"/>
-        </w:pict>
-      </w:r>
-    </w:p>
-    <w:p>
-      <w:pPr>
-        <w:rPr>
-          <w:b/>
-          <w:bCs/>
-        </w:rPr>
-      </w:pPr>
-      <w:r>
-        <w:rPr>
-          <w:b/>
-          <w:bCs/>
-        </w:rPr>
-        <w:t>53. DDL on Materialized View?</w:t>
-      </w:r>
-    </w:p>
-    <w:p>
-      <w:r>
-        <w:t>Yes.</w:t>
-      </w:r>
-    </w:p>
-    <w:p>
-      <w:r>
-        <w:t>CREATE MATERIALIZED VIEW</w:t>
-      </w:r>
-    </w:p>
-    <w:p/>
-    <w:p>
-      <w:r>
-        <w:t>DROP MATERIALIZED VIEW</w:t>
-      </w:r>
-    </w:p>
-    <w:p/>
-    <w:p>
-      <w:r>
-        <w:t>ALTER MATERIALIZED VIEW</w:t>
-      </w:r>
-    </w:p>
-    <w:p>
-      <w:r>
-        <w:pict w14:anchorId="11654063">
-          <v:rect id="_x0000_i1450" style="width:0;height:1.5pt" o:hralign="center" o:hrstd="t" o:hr="t" fillcolor="#a0a0a0" stroked="f"/>
-        </w:pict>
-      </w:r>
-    </w:p>
-    <w:p>
-      <w:pPr>
-        <w:rPr>
-          <w:b/>
-          <w:bCs/>
-        </w:rPr>
-      </w:pPr>
-      <w:r>
-        <w:rPr>
-          <w:b/>
-          <w:bCs/>
-        </w:rPr>
-        <w:t>54. What is DUAL?</w:t>
-      </w:r>
-    </w:p>
-    <w:p>
-      <w:r>
-        <w:lastRenderedPageBreak/>
-        <w:t>DUAL is a dummy one-row table in Oracle.</w:t>
-      </w:r>
-    </w:p>
-    <w:p>
-      <w:r>
-        <w:t>Example</w:t>
-      </w:r>
-    </w:p>
-    <w:p>
-      <w:r>
-        <w:t>SELECT SYSDATE</w:t>
-      </w:r>
-    </w:p>
-    <w:p>
-      <w:r>
-        <w:t>FROM DUAL;</w:t>
-      </w:r>
-    </w:p>
-    <w:p>
-      <w:r>
-        <w:t>MySQL doesn't require DUAL.</w:t>
-      </w:r>
-    </w:p>
-    <w:p>
-      <w:r>
-        <w:pict w14:anchorId="7463D2F4">
-          <v:rect id="_x0000_i1451" style="width:0;height:1.5pt" o:hralign="center" o:hrstd="t" o:hr="t" fillcolor="#a0a0a0" stroked="f"/>
-        </w:pict>
-      </w:r>
-    </w:p>
-    <w:p>
-      <w:pPr>
-        <w:rPr>
-          <w:b/>
-          <w:bCs/>
-        </w:rPr>
-      </w:pPr>
-      <w:r>
-        <w:rPr>
-          <w:b/>
-          <w:bCs/>
-        </w:rPr>
-        <w:t>55. SYSDATE</w:t>
-      </w:r>
-    </w:p>
-    <w:p>
-      <w:r>
-        <w:t>Returns current date and time.</w:t>
-      </w:r>
-    </w:p>
-    <w:p>
-      <w:r>
-        <w:t>Oracle</w:t>
-      </w:r>
-    </w:p>
-    <w:p>
-      <w:r>
-        <w:t>SELECT SYSDATE</w:t>
-      </w:r>
-    </w:p>
-    <w:p>
-      <w:r>
-        <w:t>FROM DUAL;</w:t>
-      </w:r>
-    </w:p>
-    <w:p>
-      <w:r>
-        <w:t>MySQL</w:t>
-      </w:r>
-    </w:p>
-    <w:p>
-      <w:r>
-        <w:t xml:space="preserve">SELECT </w:t>
-      </w:r>
-      <w:proofErr w:type="gramStart"/>
-      <w:r>
-        <w:t>SYSDATE(</w:t>
-      </w:r>
-      <w:proofErr w:type="gramEnd"/>
-      <w:r>
-        <w:t>);</w:t>
+        <w:t>SELECT SYSDATE();</w:t>
       </w:r>
     </w:p>
     <w:p>
       <w:r>
         <w:pict w14:anchorId="34A0D54D">
-          <v:rect id="_x0000_i1452" style="width:0;height:1.5pt" o:hralign="center" o:hrstd="t" o:hr="t" fillcolor="#a0a0a0" stroked="f"/>
+          <v:rect id="_x0000_i1079" style="width:0;height:1.5pt" o:hralign="center" o:hrstd="t" o:hr="t" fillcolor="#a0a0a0" stroked="f"/>
         </w:pict>
       </w:r>
     </w:p>
@@ -7573,6 +7291,7 @@
           </w:tcPr>
           <w:p>
             <w:r>
+              <w:lastRenderedPageBreak/>
               <w:t>Triggers generally fire</w:t>
             </w:r>
           </w:p>
@@ -7594,7 +7313,7 @@
     <w:p>
       <w:r>
         <w:pict w14:anchorId="1923ABCA">
-          <v:rect id="_x0000_i1453" style="width:0;height:1.5pt" o:hralign="center" o:hrstd="t" o:hr="t" fillcolor="#a0a0a0" stroked="f"/>
+          <v:rect id="_x0000_i1080" style="width:0;height:1.5pt" o:hralign="center" o:hrstd="t" o:hr="t" fillcolor="#a0a0a0" stroked="f"/>
         </w:pict>
       </w:r>
     </w:p>
@@ -7755,7 +7474,6 @@
           </w:tcPr>
           <w:p>
             <w:r>
-              <w:lastRenderedPageBreak/>
               <w:t>Slower</w:t>
             </w:r>
           </w:p>
@@ -7854,6 +7572,7 @@
     <w:p/>
     <w:p>
       <w:r>
+        <w:lastRenderedPageBreak/>
         <w:t>3</w:t>
       </w:r>
     </w:p>
@@ -7876,7 +7595,6 @@
     <w:p/>
     <w:p>
       <w:r>
-        <w:lastRenderedPageBreak/>
         <w:t>2</w:t>
       </w:r>
     </w:p>
@@ -7923,7 +7641,7 @@
     <w:p>
       <w:r>
         <w:pict w14:anchorId="08821C6F">
-          <v:rect id="_x0000_i1454" style="width:0;height:1.5pt" o:hralign="center" o:hrstd="t" o:hr="t" fillcolor="#a0a0a0" stroked="f"/>
+          <v:rect id="_x0000_i1081" style="width:0;height:1.5pt" o:hralign="center" o:hrstd="t" o:hr="t" fillcolor="#a0a0a0" stroked="f"/>
         </w:pict>
       </w:r>
     </w:p>
@@ -8022,6 +7740,7 @@
         </w:numPr>
       </w:pPr>
       <w:r>
+        <w:lastRenderedPageBreak/>
         <w:t>Indexes and query optimization</w:t>
       </w:r>
     </w:p>
@@ -8055,15 +7774,7 @@
         </w:numPr>
       </w:pPr>
       <w:r>
-        <w:t xml:space="preserve">Primary keys and </w:t>
-      </w:r>
-      <w:proofErr w:type="gramStart"/>
-      <w:r>
-        <w:t>Foreign</w:t>
-      </w:r>
-      <w:proofErr w:type="gramEnd"/>
-      <w:r>
-        <w:t xml:space="preserve"> keys</w:t>
+        <w:t>Primary keys and Foreign keys</w:t>
       </w:r>
     </w:p>
     <w:p>
@@ -8096,7 +7807,6 @@
         </w:numPr>
       </w:pPr>
       <w:r>
-        <w:lastRenderedPageBreak/>
         <w:t>Views vs Materialized Views</w:t>
       </w:r>
     </w:p>
@@ -10360,6 +10070,155 @@
     </w:lvl>
   </w:abstractNum>
   <w:abstractNum w:abstractNumId="15" w15:restartNumberingAfterBreak="0">
+    <w:nsid w:val="554A4233"/>
+    <w:multiLevelType w:val="multilevel"/>
+    <w:tmpl w:val="A4B8C2F0"/>
+    <w:lvl w:ilvl="0">
+      <w:start w:val="1"/>
+      <w:numFmt w:val="bullet"/>
+      <w:lvlText w:val=""/>
+      <w:lvlJc w:val="left"/>
+      <w:pPr>
+        <w:tabs>
+          <w:tab w:val="num" w:pos="720"/>
+        </w:tabs>
+        <w:ind w:left="720" w:hanging="360"/>
+      </w:pPr>
+      <w:rPr>
+        <w:rFonts w:ascii="Symbol" w:hAnsi="Symbol" w:hint="default"/>
+        <w:sz w:val="20"/>
+      </w:rPr>
+    </w:lvl>
+    <w:lvl w:ilvl="1" w:tentative="1">
+      <w:start w:val="1"/>
+      <w:numFmt w:val="bullet"/>
+      <w:lvlText w:val="o"/>
+      <w:lvlJc w:val="left"/>
+      <w:pPr>
+        <w:tabs>
+          <w:tab w:val="num" w:pos="1440"/>
+        </w:tabs>
+        <w:ind w:left="1440" w:hanging="360"/>
+      </w:pPr>
+      <w:rPr>
+        <w:rFonts w:ascii="Courier New" w:hAnsi="Courier New" w:hint="default"/>
+        <w:sz w:val="20"/>
+      </w:rPr>
+    </w:lvl>
+    <w:lvl w:ilvl="2" w:tentative="1">
+      <w:start w:val="1"/>
+      <w:numFmt w:val="bullet"/>
+      <w:lvlText w:val=""/>
+      <w:lvlJc w:val="left"/>
+      <w:pPr>
+        <w:tabs>
+          <w:tab w:val="num" w:pos="2160"/>
+        </w:tabs>
+        <w:ind w:left="2160" w:hanging="360"/>
+      </w:pPr>
+      <w:rPr>
+        <w:rFonts w:ascii="Wingdings" w:hAnsi="Wingdings" w:hint="default"/>
+        <w:sz w:val="20"/>
+      </w:rPr>
+    </w:lvl>
+    <w:lvl w:ilvl="3" w:tentative="1">
+      <w:start w:val="1"/>
+      <w:numFmt w:val="bullet"/>
+      <w:lvlText w:val=""/>
+      <w:lvlJc w:val="left"/>
+      <w:pPr>
+        <w:tabs>
+          <w:tab w:val="num" w:pos="2880"/>
+        </w:tabs>
+        <w:ind w:left="2880" w:hanging="360"/>
+      </w:pPr>
+      <w:rPr>
+        <w:rFonts w:ascii="Wingdings" w:hAnsi="Wingdings" w:hint="default"/>
+        <w:sz w:val="20"/>
+      </w:rPr>
+    </w:lvl>
+    <w:lvl w:ilvl="4" w:tentative="1">
+      <w:start w:val="1"/>
+      <w:numFmt w:val="bullet"/>
+      <w:lvlText w:val=""/>
+      <w:lvlJc w:val="left"/>
+      <w:pPr>
+        <w:tabs>
+          <w:tab w:val="num" w:pos="3600"/>
+        </w:tabs>
+        <w:ind w:left="3600" w:hanging="360"/>
+      </w:pPr>
+      <w:rPr>
+        <w:rFonts w:ascii="Wingdings" w:hAnsi="Wingdings" w:hint="default"/>
+        <w:sz w:val="20"/>
+      </w:rPr>
+    </w:lvl>
+    <w:lvl w:ilvl="5" w:tentative="1">
+      <w:start w:val="1"/>
+      <w:numFmt w:val="bullet"/>
+      <w:lvlText w:val=""/>
+      <w:lvlJc w:val="left"/>
+      <w:pPr>
+        <w:tabs>
+          <w:tab w:val="num" w:pos="4320"/>
+        </w:tabs>
+        <w:ind w:left="4320" w:hanging="360"/>
+      </w:pPr>
+      <w:rPr>
+        <w:rFonts w:ascii="Wingdings" w:hAnsi="Wingdings" w:hint="default"/>
+        <w:sz w:val="20"/>
+      </w:rPr>
+    </w:lvl>
+    <w:lvl w:ilvl="6" w:tentative="1">
+      <w:start w:val="1"/>
+      <w:numFmt w:val="bullet"/>
+      <w:lvlText w:val=""/>
+      <w:lvlJc w:val="left"/>
+      <w:pPr>
+        <w:tabs>
+          <w:tab w:val="num" w:pos="5040"/>
+        </w:tabs>
+        <w:ind w:left="5040" w:hanging="360"/>
+      </w:pPr>
+      <w:rPr>
+        <w:rFonts w:ascii="Wingdings" w:hAnsi="Wingdings" w:hint="default"/>
+        <w:sz w:val="20"/>
+      </w:rPr>
+    </w:lvl>
+    <w:lvl w:ilvl="7" w:tentative="1">
+      <w:start w:val="1"/>
+      <w:numFmt w:val="bullet"/>
+      <w:lvlText w:val=""/>
+      <w:lvlJc w:val="left"/>
+      <w:pPr>
+        <w:tabs>
+          <w:tab w:val="num" w:pos="5760"/>
+        </w:tabs>
+        <w:ind w:left="5760" w:hanging="360"/>
+      </w:pPr>
+      <w:rPr>
+        <w:rFonts w:ascii="Wingdings" w:hAnsi="Wingdings" w:hint="default"/>
+        <w:sz w:val="20"/>
+      </w:rPr>
+    </w:lvl>
+    <w:lvl w:ilvl="8" w:tentative="1">
+      <w:start w:val="1"/>
+      <w:numFmt w:val="bullet"/>
+      <w:lvlText w:val=""/>
+      <w:lvlJc w:val="left"/>
+      <w:pPr>
+        <w:tabs>
+          <w:tab w:val="num" w:pos="6480"/>
+        </w:tabs>
+        <w:ind w:left="6480" w:hanging="360"/>
+      </w:pPr>
+      <w:rPr>
+        <w:rFonts w:ascii="Wingdings" w:hAnsi="Wingdings" w:hint="default"/>
+        <w:sz w:val="20"/>
+      </w:rPr>
+    </w:lvl>
+  </w:abstractNum>
+  <w:abstractNum w:abstractNumId="16" w15:restartNumberingAfterBreak="0">
     <w:nsid w:val="5CA32B57"/>
     <w:multiLevelType w:val="multilevel"/>
     <w:tmpl w:val="DA1CFF52"/>
@@ -10472,7 +10331,7 @@
       </w:pPr>
     </w:lvl>
   </w:abstractNum>
-  <w:abstractNum w:abstractNumId="16" w15:restartNumberingAfterBreak="0">
+  <w:abstractNum w:abstractNumId="17" w15:restartNumberingAfterBreak="0">
     <w:nsid w:val="690C3B46"/>
     <w:multiLevelType w:val="multilevel"/>
     <w:tmpl w:val="4DC03C8C"/>
@@ -10621,7 +10480,7 @@
       </w:rPr>
     </w:lvl>
   </w:abstractNum>
-  <w:abstractNum w:abstractNumId="17" w15:restartNumberingAfterBreak="0">
+  <w:abstractNum w:abstractNumId="18" w15:restartNumberingAfterBreak="0">
     <w:nsid w:val="6EF448A6"/>
     <w:multiLevelType w:val="multilevel"/>
     <w:tmpl w:val="B24ED0FC"/>
@@ -10770,7 +10629,7 @@
       </w:rPr>
     </w:lvl>
   </w:abstractNum>
-  <w:abstractNum w:abstractNumId="18" w15:restartNumberingAfterBreak="0">
+  <w:abstractNum w:abstractNumId="19" w15:restartNumberingAfterBreak="0">
     <w:nsid w:val="73D466C2"/>
     <w:multiLevelType w:val="multilevel"/>
     <w:tmpl w:val="C1D46AC4"/>
@@ -10919,7 +10778,7 @@
       </w:rPr>
     </w:lvl>
   </w:abstractNum>
-  <w:abstractNum w:abstractNumId="19" w15:restartNumberingAfterBreak="0">
+  <w:abstractNum w:abstractNumId="20" w15:restartNumberingAfterBreak="0">
     <w:nsid w:val="7DB02038"/>
     <w:multiLevelType w:val="multilevel"/>
     <w:tmpl w:val="9D240D30"/>
@@ -11069,7 +10928,7 @@
     </w:lvl>
   </w:abstractNum>
   <w:num w:numId="1" w16cid:durableId="1001467383">
-    <w:abstractNumId w:val="18"/>
+    <w:abstractNumId w:val="19"/>
   </w:num>
   <w:num w:numId="2" w16cid:durableId="1882206296">
     <w:abstractNumId w:val="3"/>
@@ -11078,7 +10937,7 @@
     <w:abstractNumId w:val="10"/>
   </w:num>
   <w:num w:numId="4" w16cid:durableId="855463963">
-    <w:abstractNumId w:val="19"/>
+    <w:abstractNumId w:val="20"/>
   </w:num>
   <w:num w:numId="5" w16cid:durableId="118885863">
     <w:abstractNumId w:val="13"/>
@@ -11093,13 +10952,13 @@
     <w:abstractNumId w:val="14"/>
   </w:num>
   <w:num w:numId="9" w16cid:durableId="167989782">
-    <w:abstractNumId w:val="16"/>
+    <w:abstractNumId w:val="17"/>
   </w:num>
   <w:num w:numId="10" w16cid:durableId="240792198">
     <w:abstractNumId w:val="12"/>
   </w:num>
   <w:num w:numId="11" w16cid:durableId="1961182722">
-    <w:abstractNumId w:val="17"/>
+    <w:abstractNumId w:val="18"/>
   </w:num>
   <w:num w:numId="12" w16cid:durableId="1063024652">
     <w:abstractNumId w:val="1"/>
@@ -11126,6 +10985,9 @@
     <w:abstractNumId w:val="11"/>
   </w:num>
   <w:num w:numId="20" w16cid:durableId="1413308016">
+    <w:abstractNumId w:val="16"/>
+  </w:num>
+  <w:num w:numId="21" w16cid:durableId="2113822629">
     <w:abstractNumId w:val="15"/>
   </w:num>
 </w:numbering>
